--- a/download/百度Unlimited-OCR深度拆解报告.docx
+++ b/download/百度Unlimited-OCR深度拆解报告.docx
@@ -610,7 +610,7 @@
             <w:spacing w:before="120" w:after="60"/>
           </w:pPr>
           <w:r>
-            <w:t>7.4  调用端：OpenAI 兼容 API</w:t>
+            <w:t>7.4  消费级显卡部署实践（RTX 5080 16GB 案例）</w:t>
           </w:r>
           <w:r>
             <w:tab/>
@@ -629,13 +629,32 @@
             <w:spacing w:before="120" w:after="60"/>
           </w:pPr>
           <w:r>
-            <w:t>7.5  常见坑清单（部署前必读）</w:t>
+            <w:t>7.5  调用端：OpenAI 兼容 API</w:t>
           </w:r>
           <w:r>
             <w:tab/>
           </w:r>
           <w:r>
             <w:t>22</w:t>
+          </w:r>
+        </w:p>
+        <w:p>
+          <w:pPr>
+            <w:pStyle w:val="TOC2"/>
+            <w:ind w:left="360"/>
+            <w:tabs>
+              <w:tab w:val="right" w:leader="dot" w:pos="9026"/>
+            </w:tabs>
+            <w:spacing w:before="120" w:after="60"/>
+          </w:pPr>
+          <w:r>
+            <w:t>7.6  常见坑清单（部署前必读）</w:t>
+          </w:r>
+          <w:r>
+            <w:tab/>
+          </w:r>
+          <w:r>
+            <w:t>24</w:t>
           </w:r>
         </w:p>
         <w:p>
@@ -653,7 +672,7 @@
             <w:tab/>
           </w:r>
           <w:r>
-            <w:t>23</w:t>
+            <w:t>26</w:t>
           </w:r>
         </w:p>
         <w:p>
@@ -672,7 +691,7 @@
             <w:tab/>
           </w:r>
           <w:r>
-            <w:t>23</w:t>
+            <w:t>26</w:t>
           </w:r>
         </w:p>
         <w:p>
@@ -691,7 +710,7 @@
             <w:tab/>
           </w:r>
           <w:r>
-            <w:t>25</w:t>
+            <w:t>27</w:t>
           </w:r>
         </w:p>
         <w:p>
@@ -710,7 +729,7 @@
             <w:tab/>
           </w:r>
           <w:r>
-            <w:t>25</w:t>
+            <w:t>28</w:t>
           </w:r>
         </w:p>
         <w:p>
@@ -729,7 +748,7 @@
             <w:tab/>
           </w:r>
           <w:r>
-            <w:t>26</w:t>
+            <w:t>28</w:t>
           </w:r>
         </w:p>
         <w:p>
@@ -748,7 +767,7 @@
             <w:tab/>
           </w:r>
           <w:r>
-            <w:t>26</w:t>
+            <w:t>28</w:t>
           </w:r>
         </w:p>
         <w:p>
@@ -766,7 +785,7 @@
             <w:tab/>
           </w:r>
           <w:r>
-            <w:t>27</w:t>
+            <w:t>29</w:t>
           </w:r>
         </w:p>
         <w:p>
@@ -785,7 +804,7 @@
             <w:tab/>
           </w:r>
           <w:r>
-            <w:t>27</w:t>
+            <w:t>29</w:t>
           </w:r>
         </w:p>
         <w:p>
@@ -804,7 +823,7 @@
             <w:tab/>
           </w:r>
           <w:r>
-            <w:t>27</w:t>
+            <w:t>30</w:t>
           </w:r>
         </w:p>
         <w:p>
@@ -823,7 +842,7 @@
             <w:tab/>
           </w:r>
           <w:r>
-            <w:t>28</w:t>
+            <w:t>30</w:t>
           </w:r>
         </w:p>
         <w:p>
@@ -842,7 +861,7 @@
             <w:tab/>
           </w:r>
           <w:r>
-            <w:t>29</w:t>
+            <w:t>31</w:t>
           </w:r>
         </w:p>
         <w:p>
@@ -860,7 +879,7 @@
             <w:tab/>
           </w:r>
           <w:r>
-            <w:t>29</w:t>
+            <w:t>32</w:t>
           </w:r>
         </w:p>
         <w:p>
@@ -878,7 +897,7 @@
             <w:tab/>
           </w:r>
           <w:r>
-            <w:t>30</w:t>
+            <w:t>32</w:t>
           </w:r>
         </w:p>
         <w:p>
@@ -6485,6 +6504,17 @@
           <w:sz w:val="24"/>
           <w:szCs w:val="24"/>
         </w:rPr>
+        <w:t xml:space="preserve">16GB 卡（RTX 5080 等）跑 Transformers 路线的单页与顺序多页解析可行（显存预算约 10-13GB），但需注意 Blackwell 架构的环境适配；SGLang 服务化不建议尝试，显存预算与环境自检详见 7.4 节。</w:t>
+      </w:r>
+      <w:r>
+        <w:rPr>
+          <w:rFonts w:ascii="Times New Roman" w:eastAsia="SimSun" w:hAnsi="Times New Roman"/>
+          <w:b w:val="false"/>
+          <w:bCs w:val="false"/>
+          <w:color w:val="000000"/>
+          <w:sz w:val="24"/>
+          <w:szCs w:val="24"/>
+        </w:rPr>
         <w:t xml:space="preserve">48GB 卡（A6000 / L40S）是 SGLang 服务化的舒适区，官方参数基本可直接套用；80GB 卡（A800 / H800 / A100）即官方完整复现环境，64 并发与长文档全量参数无压力。</w:t>
       </w:r>
       <w:r>
@@ -7610,7 +7640,7 @@
           <w:sz w:val="30"/>
           <w:szCs w:val="30"/>
         </w:rPr>
-        <w:t xml:space="preserve">7.4  调用端：OpenAI 兼容 API</w:t>
+        <w:t xml:space="preserve">7.4  消费级显卡部署实践（RTX 5080 16GB 案例）</w:t>
       </w:r>
       <w:bookmarkEnd w:id="20"/>
     </w:p>
@@ -7629,7 +7659,754 @@
           <w:sz w:val="24"/>
           <w:szCs w:val="24"/>
         </w:rPr>
-        <w:t xml:space="preserve">服务启动后暴露标准 chat/completions 接口，请求体的关键字段如下（图片以 base64 data URL 形式放入 content 数组，文本指令置于末尾）：</w:t>
+        <w:t xml:space="preserve">7.1 节将 24GB 视为消费级下限，本节把边界进一步下探，以 RTX 5080（16GB GDDR7，Blackwell 架构，计算能力 sm_120）为案例给出 16GB 显存的可行性边界。</w:t>
+      </w:r>
+      <w:r>
+        <w:rPr>
+          <w:rFonts w:ascii="Times New Roman" w:eastAsia="SimSun" w:hAnsi="Times New Roman"/>
+          <w:b w:val="false"/>
+          <w:bCs w:val="false"/>
+          <w:color w:val="000000"/>
+          <w:sz w:val="24"/>
+          <w:szCs w:val="24"/>
+        </w:rPr>
+        <w:t xml:space="preserve">结论先行：Transformers 路线的单页解析与顺序多页解析可以在 16GB 上稳定运行；SGLang 服务化路线则不建议在 16GB 卡上尝试。</w:t>
+      </w:r>
+      <w:r>
+        <w:rPr>
+          <w:rFonts w:ascii="Times New Roman" w:eastAsia="SimSun" w:hAnsi="Times New Roman"/>
+          <w:b w:val="false"/>
+          <w:bCs w:val="false"/>
+          <w:color w:val="000000"/>
+          <w:sz w:val="24"/>
+          <w:szCs w:val="24"/>
+        </w:rPr>
+        <w:t xml:space="preserve">该结论的依据来自显存预算拆解与架构适配两方面，下面分别展开。</w:t>
+      </w:r>
+    </w:p>
+    <w:p>
+      <w:pPr>
+        <w:keepNext/>
+        <w:spacing w:after="100" w:before="200" w:line="312"/>
+        <w:jc w:val="center"/>
+      </w:pPr>
+      <w:r>
+        <w:rPr>
+          <w:rFonts w:ascii="Times New Roman" w:eastAsia="SimHei" w:hAnsi="Times New Roman"/>
+          <w:b/>
+          <w:bCs/>
+          <w:color w:val="162235"/>
+          <w:sz w:val="21"/>
+          <w:szCs w:val="21"/>
+        </w:rPr>
+        <w:t xml:space="preserve">表 5  RTX 5080（16GB）单页顺序推理显存预算拆解</w:t>
+      </w:r>
+    </w:p>
+    <w:tbl>
+      <w:tblPr>
+        <w:tblW w:type="pct" w:w="5000"/>
+        <w:tblBorders>
+          <w:top w:val="single" w:color="1B6B7A" w:sz="4"/>
+          <w:left w:val="none" w:color="FFFFFF" w:sz="0"/>
+          <w:bottom w:val="single" w:color="1B6B7A" w:sz="4"/>
+          <w:right w:val="none" w:color="FFFFFF" w:sz="0"/>
+          <w:insideH w:val="single" w:color="C8DDE2" w:sz="2"/>
+          <w:insideV w:val="none" w:color="FFFFFF" w:sz="0"/>
+        </w:tblBorders>
+        <w:tblLayout w:type="fixed"/>
+      </w:tblPr>
+      <w:tblGrid>
+        <w:gridCol w:w="2636"/>
+        <w:gridCol w:w="1758"/>
+        <w:gridCol w:w="4394"/>
+      </w:tblGrid>
+      <w:tr>
+        <w:trPr>
+          <w:cantSplit/>
+          <w:tblHeader/>
+        </w:trPr>
+        <w:tc>
+          <w:tcPr>
+            <w:tcW w:type="pct" w:w="1500"/>
+            <w:shd w:fill="1B6B7A" w:val="clear"/>
+            <w:tcMar>
+              <w:top w:type="dxa" w:w="60"/>
+              <w:left w:type="dxa" w:w="120"/>
+              <w:bottom w:type="dxa" w:w="60"/>
+              <w:right w:type="dxa" w:w="120"/>
+            </w:tcMar>
+          </w:tcPr>
+          <w:p>
+            <w:pPr>
+              <w:spacing w:line="312"/>
+            </w:pPr>
+            <w:r>
+              <w:rPr>
+                <w:rFonts w:ascii="Times New Roman" w:eastAsia="SimHei" w:hAnsi="Times New Roman"/>
+                <w:b/>
+                <w:bCs/>
+                <w:color w:val="FFFFFF"/>
+                <w:sz w:val="21"/>
+                <w:szCs w:val="21"/>
+              </w:rPr>
+              <w:t xml:space="preserve">显存项</w:t>
+            </w:r>
+          </w:p>
+        </w:tc>
+        <w:tc>
+          <w:tcPr>
+            <w:tcW w:type="pct" w:w="1000"/>
+            <w:shd w:fill="1B6B7A" w:val="clear"/>
+            <w:tcMar>
+              <w:top w:type="dxa" w:w="60"/>
+              <w:left w:type="dxa" w:w="120"/>
+              <w:bottom w:type="dxa" w:w="60"/>
+              <w:right w:type="dxa" w:w="120"/>
+            </w:tcMar>
+          </w:tcPr>
+          <w:p>
+            <w:pPr>
+              <w:spacing w:line="312"/>
+            </w:pPr>
+            <w:r>
+              <w:rPr>
+                <w:rFonts w:ascii="Times New Roman" w:eastAsia="SimHei" w:hAnsi="Times New Roman"/>
+                <w:b/>
+                <w:bCs/>
+                <w:color w:val="FFFFFF"/>
+                <w:sz w:val="21"/>
+                <w:szCs w:val="21"/>
+              </w:rPr>
+              <w:t xml:space="preserve">估算占用</w:t>
+            </w:r>
+          </w:p>
+        </w:tc>
+        <w:tc>
+          <w:tcPr>
+            <w:tcW w:type="pct" w:w="2500"/>
+            <w:shd w:fill="1B6B7A" w:val="clear"/>
+            <w:tcMar>
+              <w:top w:type="dxa" w:w="60"/>
+              <w:left w:type="dxa" w:w="120"/>
+              <w:bottom w:type="dxa" w:w="60"/>
+              <w:right w:type="dxa" w:w="120"/>
+            </w:tcMar>
+          </w:tcPr>
+          <w:p>
+            <w:pPr>
+              <w:spacing w:line="312"/>
+            </w:pPr>
+            <w:r>
+              <w:rPr>
+                <w:rFonts w:ascii="Times New Roman" w:eastAsia="SimHei" w:hAnsi="Times New Roman"/>
+                <w:b/>
+                <w:bCs/>
+                <w:color w:val="FFFFFF"/>
+                <w:sz w:val="21"/>
+                <w:szCs w:val="21"/>
+              </w:rPr>
+              <w:t xml:space="preserve">说明</w:t>
+            </w:r>
+          </w:p>
+        </w:tc>
+      </w:tr>
+      <w:tr>
+        <w:trPr>
+          <w:cantSplit/>
+        </w:trPr>
+        <w:tc>
+          <w:tcPr>
+            <w:tcW w:type="pct" w:w="1500"/>
+            <w:shd w:fill="FFFFFF" w:val="clear"/>
+            <w:tcMar>
+              <w:top w:type="dxa" w:w="60"/>
+              <w:left w:type="dxa" w:w="120"/>
+              <w:bottom w:type="dxa" w:w="60"/>
+              <w:right w:type="dxa" w:w="120"/>
+            </w:tcMar>
+          </w:tcPr>
+          <w:p>
+            <w:pPr>
+              <w:spacing w:line="312"/>
+            </w:pPr>
+            <w:r>
+              <w:rPr>
+                <w:rFonts w:ascii="Times New Roman" w:eastAsia="SimSun" w:hAnsi="Times New Roman"/>
+                <w:color w:val="000000"/>
+                <w:sz w:val="21"/>
+                <w:szCs w:val="21"/>
+              </w:rPr>
+              <w:t xml:space="preserve">模型权重（BF16）</w:t>
+            </w:r>
+          </w:p>
+        </w:tc>
+        <w:tc>
+          <w:tcPr>
+            <w:tcW w:type="pct" w:w="1000"/>
+            <w:shd w:fill="FFFFFF" w:val="clear"/>
+            <w:tcMar>
+              <w:top w:type="dxa" w:w="60"/>
+              <w:left w:type="dxa" w:w="120"/>
+              <w:bottom w:type="dxa" w:w="60"/>
+              <w:right w:type="dxa" w:w="120"/>
+            </w:tcMar>
+          </w:tcPr>
+          <w:p>
+            <w:pPr>
+              <w:spacing w:line="312"/>
+            </w:pPr>
+            <w:r>
+              <w:rPr>
+                <w:rFonts w:ascii="Times New Roman" w:eastAsia="SimSun" w:hAnsi="Times New Roman"/>
+                <w:color w:val="000000"/>
+                <w:sz w:val="21"/>
+                <w:szCs w:val="21"/>
+              </w:rPr>
+              <w:t xml:space="preserve">约 6.7GB</w:t>
+            </w:r>
+          </w:p>
+        </w:tc>
+        <w:tc>
+          <w:tcPr>
+            <w:tcW w:type="pct" w:w="2500"/>
+            <w:shd w:fill="FFFFFF" w:val="clear"/>
+            <w:tcMar>
+              <w:top w:type="dxa" w:w="60"/>
+              <w:left w:type="dxa" w:w="120"/>
+              <w:bottom w:type="dxa" w:w="60"/>
+              <w:right w:type="dxa" w:w="120"/>
+            </w:tcMar>
+          </w:tcPr>
+          <w:p>
+            <w:pPr>
+              <w:spacing w:line="312"/>
+            </w:pPr>
+            <w:r>
+              <w:rPr>
+                <w:rFonts w:ascii="Times New Roman" w:eastAsia="SimSun" w:hAnsi="Times New Roman"/>
+                <w:color w:val="000000"/>
+                <w:sz w:val="21"/>
+                <w:szCs w:val="21"/>
+              </w:rPr>
+              <w:t xml:space="preserve">3.34B 参数全量驻留；MoE 每 token 仅激活 0.5B，但权重不能只装激活部分</w:t>
+            </w:r>
+          </w:p>
+        </w:tc>
+      </w:tr>
+      <w:tr>
+        <w:trPr>
+          <w:cantSplit/>
+        </w:trPr>
+        <w:tc>
+          <w:tcPr>
+            <w:tcW w:type="pct" w:w="1500"/>
+            <w:shd w:fill="EDF3F5" w:val="clear"/>
+            <w:tcMar>
+              <w:top w:type="dxa" w:w="60"/>
+              <w:left w:type="dxa" w:w="120"/>
+              <w:bottom w:type="dxa" w:w="60"/>
+              <w:right w:type="dxa" w:w="120"/>
+            </w:tcMar>
+          </w:tcPr>
+          <w:p>
+            <w:pPr>
+              <w:spacing w:line="312"/>
+            </w:pPr>
+            <w:r>
+              <w:rPr>
+                <w:rFonts w:ascii="Times New Roman" w:eastAsia="SimSun" w:hAnsi="Times New Roman"/>
+                <w:color w:val="000000"/>
+                <w:sz w:val="21"/>
+                <w:szCs w:val="21"/>
+              </w:rPr>
+              <w:t xml:space="preserve">视觉编码器（SAM ViT-B + CLIP-L）</w:t>
+            </w:r>
+          </w:p>
+        </w:tc>
+        <w:tc>
+          <w:tcPr>
+            <w:tcW w:type="pct" w:w="1000"/>
+            <w:shd w:fill="EDF3F5" w:val="clear"/>
+            <w:tcMar>
+              <w:top w:type="dxa" w:w="60"/>
+              <w:left w:type="dxa" w:w="120"/>
+              <w:bottom w:type="dxa" w:w="60"/>
+              <w:right w:type="dxa" w:w="120"/>
+            </w:tcMar>
+          </w:tcPr>
+          <w:p>
+            <w:pPr>
+              <w:spacing w:line="312"/>
+            </w:pPr>
+            <w:r>
+              <w:rPr>
+                <w:rFonts w:ascii="Times New Roman" w:eastAsia="SimSun" w:hAnsi="Times New Roman"/>
+                <w:color w:val="000000"/>
+                <w:sz w:val="21"/>
+                <w:szCs w:val="21"/>
+              </w:rPr>
+              <w:t xml:space="preserve">约 0.5-1GB</w:t>
+            </w:r>
+          </w:p>
+        </w:tc>
+        <w:tc>
+          <w:tcPr>
+            <w:tcW w:type="pct" w:w="2500"/>
+            <w:shd w:fill="EDF3F5" w:val="clear"/>
+            <w:tcMar>
+              <w:top w:type="dxa" w:w="60"/>
+              <w:left w:type="dxa" w:w="120"/>
+              <w:bottom w:type="dxa" w:w="60"/>
+              <w:right w:type="dxa" w:w="120"/>
+            </w:tcMar>
+          </w:tcPr>
+          <w:p>
+            <w:pPr>
+              <w:spacing w:line="312"/>
+            </w:pPr>
+            <w:r>
+              <w:rPr>
+                <w:rFonts w:ascii="Times New Roman" w:eastAsia="SimSun" w:hAnsi="Times New Roman"/>
+                <w:color w:val="000000"/>
+                <w:sz w:val="21"/>
+                <w:szCs w:val="21"/>
+              </w:rPr>
+              <w:t xml:space="preserve">双塔编码器参数量很小</w:t>
+            </w:r>
+          </w:p>
+        </w:tc>
+      </w:tr>
+      <w:tr>
+        <w:trPr>
+          <w:cantSplit/>
+        </w:trPr>
+        <w:tc>
+          <w:tcPr>
+            <w:tcW w:type="pct" w:w="1500"/>
+            <w:shd w:fill="FFFFFF" w:val="clear"/>
+            <w:tcMar>
+              <w:top w:type="dxa" w:w="60"/>
+              <w:left w:type="dxa" w:w="120"/>
+              <w:bottom w:type="dxa" w:w="60"/>
+              <w:right w:type="dxa" w:w="120"/>
+            </w:tcMar>
+          </w:tcPr>
+          <w:p>
+            <w:pPr>
+              <w:spacing w:line="312"/>
+            </w:pPr>
+            <w:r>
+              <w:rPr>
+                <w:rFonts w:ascii="Times New Roman" w:eastAsia="SimSun" w:hAnsi="Times New Roman"/>
+                <w:color w:val="000000"/>
+                <w:sz w:val="21"/>
+                <w:szCs w:val="21"/>
+              </w:rPr>
+              <w:t xml:space="preserve">视觉编码激活值</w:t>
+            </w:r>
+          </w:p>
+        </w:tc>
+        <w:tc>
+          <w:tcPr>
+            <w:tcW w:type="pct" w:w="1000"/>
+            <w:shd w:fill="FFFFFF" w:val="clear"/>
+            <w:tcMar>
+              <w:top w:type="dxa" w:w="60"/>
+              <w:left w:type="dxa" w:w="120"/>
+              <w:bottom w:type="dxa" w:w="60"/>
+              <w:right w:type="dxa" w:w="120"/>
+            </w:tcMar>
+          </w:tcPr>
+          <w:p>
+            <w:pPr>
+              <w:spacing w:line="312"/>
+            </w:pPr>
+            <w:r>
+              <w:rPr>
+                <w:rFonts w:ascii="Times New Roman" w:eastAsia="SimSun" w:hAnsi="Times New Roman"/>
+                <w:color w:val="000000"/>
+                <w:sz w:val="21"/>
+                <w:szCs w:val="21"/>
+              </w:rPr>
+              <w:t xml:space="preserve">约 1-2GB</w:t>
+            </w:r>
+          </w:p>
+        </w:tc>
+        <w:tc>
+          <w:tcPr>
+            <w:tcW w:type="pct" w:w="2500"/>
+            <w:shd w:fill="FFFFFF" w:val="clear"/>
+            <w:tcMar>
+              <w:top w:type="dxa" w:w="60"/>
+              <w:left w:type="dxa" w:w="120"/>
+              <w:bottom w:type="dxa" w:w="60"/>
+              <w:right w:type="dxa" w:w="120"/>
+            </w:tcMar>
+          </w:tcPr>
+          <w:p>
+            <w:pPr>
+              <w:spacing w:line="312"/>
+            </w:pPr>
+            <w:r>
+              <w:rPr>
+                <w:rFonts w:ascii="Times New Roman" w:eastAsia="SimSun" w:hAnsi="Times New Roman"/>
+                <w:color w:val="000000"/>
+                <w:sz w:val="21"/>
+                <w:szCs w:val="21"/>
+              </w:rPr>
+              <w:t xml:space="preserve">高分辨率输入与 gundam 动态切片时的中间张量峰值</w:t>
+            </w:r>
+          </w:p>
+        </w:tc>
+      </w:tr>
+      <w:tr>
+        <w:trPr>
+          <w:cantSplit/>
+        </w:trPr>
+        <w:tc>
+          <w:tcPr>
+            <w:tcW w:type="pct" w:w="1500"/>
+            <w:shd w:fill="EDF3F5" w:val="clear"/>
+            <w:tcMar>
+              <w:top w:type="dxa" w:w="60"/>
+              <w:left w:type="dxa" w:w="120"/>
+              <w:bottom w:type="dxa" w:w="60"/>
+              <w:right w:type="dxa" w:w="120"/>
+            </w:tcMar>
+          </w:tcPr>
+          <w:p>
+            <w:pPr>
+              <w:spacing w:line="312"/>
+            </w:pPr>
+            <w:r>
+              <w:rPr>
+                <w:rFonts w:ascii="Times New Roman" w:eastAsia="SimSun" w:hAnsi="Times New Roman"/>
+                <w:color w:val="000000"/>
+                <w:sz w:val="21"/>
+                <w:szCs w:val="21"/>
+              </w:rPr>
+              <w:t xml:space="preserve">KV Cache</w:t>
+            </w:r>
+          </w:p>
+        </w:tc>
+        <w:tc>
+          <w:tcPr>
+            <w:tcW w:type="pct" w:w="1000"/>
+            <w:shd w:fill="EDF3F5" w:val="clear"/>
+            <w:tcMar>
+              <w:top w:type="dxa" w:w="60"/>
+              <w:left w:type="dxa" w:w="120"/>
+              <w:bottom w:type="dxa" w:w="60"/>
+              <w:right w:type="dxa" w:w="120"/>
+            </w:tcMar>
+          </w:tcPr>
+          <w:p>
+            <w:pPr>
+              <w:spacing w:line="312"/>
+            </w:pPr>
+            <w:r>
+              <w:rPr>
+                <w:rFonts w:ascii="Times New Roman" w:eastAsia="SimSun" w:hAnsi="Times New Roman"/>
+                <w:color w:val="000000"/>
+                <w:sz w:val="21"/>
+                <w:szCs w:val="21"/>
+              </w:rPr>
+              <w:t xml:space="preserve">百 MB 级</w:t>
+            </w:r>
+          </w:p>
+        </w:tc>
+        <w:tc>
+          <w:tcPr>
+            <w:tcW w:type="pct" w:w="2500"/>
+            <w:shd w:fill="EDF3F5" w:val="clear"/>
+            <w:tcMar>
+              <w:top w:type="dxa" w:w="60"/>
+              <w:left w:type="dxa" w:w="120"/>
+              <w:bottom w:type="dxa" w:w="60"/>
+              <w:right w:type="dxa" w:w="120"/>
+            </w:tcMar>
+          </w:tcPr>
+          <w:p>
+            <w:pPr>
+              <w:spacing w:line="312"/>
+            </w:pPr>
+            <w:r>
+              <w:rPr>
+                <w:rFonts w:ascii="Times New Roman" w:eastAsia="SimSun" w:hAnsi="Times New Roman"/>
+                <w:color w:val="000000"/>
+                <w:sz w:val="21"/>
+                <w:szCs w:val="21"/>
+              </w:rPr>
+              <w:t xml:space="preserve">SR-SWA 每步固定 512 token 工作参考集，KV 不随页数线性累积</w:t>
+            </w:r>
+          </w:p>
+        </w:tc>
+      </w:tr>
+      <w:tr>
+        <w:trPr>
+          <w:cantSplit/>
+        </w:trPr>
+        <w:tc>
+          <w:tcPr>
+            <w:tcW w:type="pct" w:w="1500"/>
+            <w:shd w:fill="FFFFFF" w:val="clear"/>
+            <w:tcMar>
+              <w:top w:type="dxa" w:w="60"/>
+              <w:left w:type="dxa" w:w="120"/>
+              <w:bottom w:type="dxa" w:w="60"/>
+              <w:right w:type="dxa" w:w="120"/>
+            </w:tcMar>
+          </w:tcPr>
+          <w:p>
+            <w:pPr>
+              <w:spacing w:line="312"/>
+            </w:pPr>
+            <w:r>
+              <w:rPr>
+                <w:rFonts w:ascii="Times New Roman" w:eastAsia="SimSun" w:hAnsi="Times New Roman"/>
+                <w:color w:val="000000"/>
+                <w:sz w:val="21"/>
+                <w:szCs w:val="21"/>
+              </w:rPr>
+              <w:t xml:space="preserve">CUDA 上下文与框架开销</w:t>
+            </w:r>
+          </w:p>
+        </w:tc>
+        <w:tc>
+          <w:tcPr>
+            <w:tcW w:type="pct" w:w="1000"/>
+            <w:shd w:fill="FFFFFF" w:val="clear"/>
+            <w:tcMar>
+              <w:top w:type="dxa" w:w="60"/>
+              <w:left w:type="dxa" w:w="120"/>
+              <w:bottom w:type="dxa" w:w="60"/>
+              <w:right w:type="dxa" w:w="120"/>
+            </w:tcMar>
+          </w:tcPr>
+          <w:p>
+            <w:pPr>
+              <w:spacing w:line="312"/>
+            </w:pPr>
+            <w:r>
+              <w:rPr>
+                <w:rFonts w:ascii="Times New Roman" w:eastAsia="SimSun" w:hAnsi="Times New Roman"/>
+                <w:color w:val="000000"/>
+                <w:sz w:val="21"/>
+                <w:szCs w:val="21"/>
+              </w:rPr>
+              <w:t xml:space="preserve">约 1-1.5GB</w:t>
+            </w:r>
+          </w:p>
+        </w:tc>
+        <w:tc>
+          <w:tcPr>
+            <w:tcW w:type="pct" w:w="2500"/>
+            <w:shd w:fill="FFFFFF" w:val="clear"/>
+            <w:tcMar>
+              <w:top w:type="dxa" w:w="60"/>
+              <w:left w:type="dxa" w:w="120"/>
+              <w:bottom w:type="dxa" w:w="60"/>
+              <w:right w:type="dxa" w:w="120"/>
+            </w:tcMar>
+          </w:tcPr>
+          <w:p>
+            <w:pPr>
+              <w:spacing w:line="312"/>
+            </w:pPr>
+            <w:r>
+              <w:rPr>
+                <w:rFonts w:ascii="Times New Roman" w:eastAsia="SimSun" w:hAnsi="Times New Roman"/>
+                <w:color w:val="000000"/>
+                <w:sz w:val="21"/>
+                <w:szCs w:val="21"/>
+              </w:rPr>
+              <w:t xml:space="preserve">PyTorch、cuBLAS 工作区与分配器元数据</w:t>
+            </w:r>
+          </w:p>
+        </w:tc>
+      </w:tr>
+      <w:tr>
+        <w:trPr>
+          <w:cantSplit/>
+        </w:trPr>
+        <w:tc>
+          <w:tcPr>
+            <w:tcW w:type="pct" w:w="1500"/>
+            <w:shd w:fill="EDF3F5" w:val="clear"/>
+            <w:tcMar>
+              <w:top w:type="dxa" w:w="60"/>
+              <w:left w:type="dxa" w:w="120"/>
+              <w:bottom w:type="dxa" w:w="60"/>
+              <w:right w:type="dxa" w:w="120"/>
+            </w:tcMar>
+          </w:tcPr>
+          <w:p>
+            <w:pPr>
+              <w:spacing w:line="312"/>
+            </w:pPr>
+            <w:r>
+              <w:rPr>
+                <w:rFonts w:ascii="Times New Roman" w:eastAsia="SimSun" w:hAnsi="Times New Roman"/>
+                <w:b/>
+                <w:bCs/>
+                <w:color w:val="000000"/>
+                <w:sz w:val="21"/>
+                <w:szCs w:val="21"/>
+              </w:rPr>
+              <w:t xml:space="preserve">峰值合计</w:t>
+            </w:r>
+          </w:p>
+        </w:tc>
+        <w:tc>
+          <w:tcPr>
+            <w:tcW w:type="pct" w:w="1000"/>
+            <w:shd w:fill="EDF3F5" w:val="clear"/>
+            <w:tcMar>
+              <w:top w:type="dxa" w:w="60"/>
+              <w:left w:type="dxa" w:w="120"/>
+              <w:bottom w:type="dxa" w:w="60"/>
+              <w:right w:type="dxa" w:w="120"/>
+            </w:tcMar>
+          </w:tcPr>
+          <w:p>
+            <w:pPr>
+              <w:spacing w:line="312"/>
+            </w:pPr>
+            <w:r>
+              <w:rPr>
+                <w:rFonts w:ascii="Times New Roman" w:eastAsia="SimSun" w:hAnsi="Times New Roman"/>
+                <w:b/>
+                <w:bCs/>
+                <w:color w:val="000000"/>
+                <w:sz w:val="21"/>
+                <w:szCs w:val="21"/>
+              </w:rPr>
+              <w:t xml:space="preserve">约 10-13GB</w:t>
+            </w:r>
+          </w:p>
+        </w:tc>
+        <w:tc>
+          <w:tcPr>
+            <w:tcW w:type="pct" w:w="2500"/>
+            <w:shd w:fill="EDF3F5" w:val="clear"/>
+            <w:tcMar>
+              <w:top w:type="dxa" w:w="60"/>
+              <w:left w:type="dxa" w:w="120"/>
+              <w:bottom w:type="dxa" w:w="60"/>
+              <w:right w:type="dxa" w:w="120"/>
+            </w:tcMar>
+          </w:tcPr>
+          <w:p>
+            <w:pPr>
+              <w:spacing w:line="312"/>
+            </w:pPr>
+            <w:r>
+              <w:rPr>
+                <w:rFonts w:ascii="Times New Roman" w:eastAsia="SimSun" w:hAnsi="Times New Roman"/>
+                <w:color w:val="000000"/>
+                <w:sz w:val="21"/>
+                <w:szCs w:val="21"/>
+              </w:rPr>
+              <w:t xml:space="preserve">batch=1、页面顺序处理的典型区间</w:t>
+            </w:r>
+          </w:p>
+        </w:tc>
+      </w:tr>
+    </w:tbl>
+    <w:p>
+      <w:pPr>
+        <w:spacing w:after="120" w:line="312"/>
+      </w:pPr>
+    </w:p>
+    <w:p>
+      <w:pPr>
+        <w:spacing w:after="60" w:line="312"/>
+        <w:ind w:firstLine="480"/>
+        <w:jc w:val="both"/>
+      </w:pPr>
+      <w:r>
+        <w:rPr>
+          <w:rFonts w:ascii="Times New Roman" w:eastAsia="SimSun" w:hAnsi="Times New Roman"/>
+          <w:b w:val="false"/>
+          <w:bCs w:val="false"/>
+          <w:color w:val="000000"/>
+          <w:sz w:val="24"/>
+          <w:szCs w:val="24"/>
+        </w:rPr>
+        <w:t xml:space="preserve">从预算看，16GB 装得下单请求推理但余量不算富裕：batch=1 的顺序处理没有问题，2-4 路并发则需要精打细算甚至频繁触发显存回收。</w:t>
+      </w:r>
+      <w:r>
+        <w:rPr>
+          <w:rFonts w:ascii="Times New Roman" w:eastAsia="SimSun" w:hAnsi="Times New Roman"/>
+          <w:b w:val="false"/>
+          <w:bCs w:val="false"/>
+          <w:color w:val="000000"/>
+          <w:sz w:val="24"/>
+          <w:szCs w:val="24"/>
+        </w:rPr>
+        <w:t xml:space="preserve">这份余量本身就是 v2 架构红利的直接体现——若 KV 像传统全注意力那样随页数线性增长，数十页上下文在 16GB 上根本无法容纳。</w:t>
+      </w:r>
+      <w:r>
+        <w:rPr>
+          <w:rFonts w:ascii="Times New Roman" w:eastAsia="SimSun" w:hAnsi="Times New Roman"/>
+          <w:b w:val="false"/>
+          <w:bCs w:val="false"/>
+          <w:color w:val="000000"/>
+          <w:sz w:val="24"/>
+          <w:szCs w:val="24"/>
+        </w:rPr>
+        <w:t xml:space="preserve">需要提醒的是，上表为估算区间，实际峰值与页图分辨率、切片数量相关，首次跑批时建议用 nvidia-smi 全程观察。</w:t>
+      </w:r>
+    </w:p>
+    <w:p>
+      <w:pPr>
+        <w:spacing w:after="60" w:line="312"/>
+        <w:ind w:firstLine="480"/>
+        <w:jc w:val="both"/>
+      </w:pPr>
+      <w:r>
+        <w:rPr>
+          <w:rFonts w:ascii="Times New Roman" w:eastAsia="SimSun" w:hAnsi="Times New Roman"/>
+          <w:b w:val="false"/>
+          <w:bCs w:val="false"/>
+          <w:color w:val="000000"/>
+          <w:sz w:val="24"/>
+          <w:szCs w:val="24"/>
+        </w:rPr>
+        <w:t xml:space="preserve">对 RTX 5080 而言，比显存更先遇到的是架构适配问题。</w:t>
+      </w:r>
+      <w:r>
+        <w:rPr>
+          <w:rFonts w:ascii="Times New Roman" w:eastAsia="SimSun" w:hAnsi="Times New Roman"/>
+          <w:b w:val="false"/>
+          <w:bCs w:val="false"/>
+          <w:color w:val="000000"/>
+          <w:sz w:val="24"/>
+          <w:szCs w:val="24"/>
+        </w:rPr>
+        <w:t xml:space="preserve">5080 属于 Blackwell 架构（计算能力 sm_120），要求驱动 570 系列以上、PyTorch 构建的 CUDA 版本不低于 12.8——自 torch 2.7.0+cu128 构建起才包含 sm_120 内核。</w:t>
+      </w:r>
+      <w:r>
+        <w:rPr>
+          <w:rFonts w:ascii="Times New Roman" w:eastAsia="SimSun" w:hAnsi="Times New Roman"/>
+          <w:b w:val="false"/>
+          <w:bCs w:val="false"/>
+          <w:color w:val="000000"/>
+          <w:sz w:val="24"/>
+          <w:szCs w:val="24"/>
+        </w:rPr>
+        <w:t xml:space="preserve">官方 v2 测试栈（torch 2.13.0）不存在此问题，但若沿用旧构建（cu118 / cu121）或来源不明的镜像分发，推理时会直接报错 NVIDIA GeForce RTX 5080 with CUDA capability sm_120 is not compatible with the current PyTorch installation。</w:t>
+      </w:r>
+      <w:r>
+        <w:rPr>
+          <w:rFonts w:ascii="Times New Roman" w:eastAsia="SimSun" w:hAnsi="Times New Roman"/>
+          <w:b w:val="false"/>
+          <w:bCs w:val="false"/>
+          <w:color w:val="000000"/>
+          <w:sz w:val="24"/>
+          <w:szCs w:val="24"/>
+        </w:rPr>
+        <w:t xml:space="preserve">因此装完环境后必须先做内核自检：</w:t>
       </w:r>
     </w:p>
     <w:p>
@@ -7646,7 +8423,7 @@
           <w:sz w:val="17"/>
           <w:szCs w:val="17"/>
         </w:rPr>
-        <w:t xml:space="preserve">payload = {</w:t>
+        <w:t xml:space="preserve"># Blackwell 消费卡环境自检（两步都要过）</w:t>
       </w:r>
     </w:p>
     <w:p>
@@ -7663,7 +8440,7 @@
           <w:sz w:val="17"/>
           <w:szCs w:val="17"/>
         </w:rPr>
-        <w:t xml:space="preserve">    'model': 'Unlimited-OCR-2',</w:t>
+        <w:t xml:space="preserve">python -c "import torch; print(torch.__version__, torch.version.cuda)"</w:t>
       </w:r>
     </w:p>
     <w:p>
@@ -7680,7 +8457,70 @@
           <w:sz w:val="17"/>
           <w:szCs w:val="17"/>
         </w:rPr>
-        <w:t xml:space="preserve">    'messages': [{'role': 'user', 'content': [图片content块...] +</w:t>
+        <w:t xml:space="preserve">python -c "import torch; print(torch.cuda.get_arch_list())"</w:t>
+      </w:r>
+    </w:p>
+    <w:p>
+      <w:pPr>
+        <w:shd w:fill="F6F8FA" w:val="clear"/>
+        <w:spacing w:after="120" w:before="0" w:line="312"/>
+        <w:ind w:left="200" w:right="200"/>
+        <w:jc w:val="left"/>
+      </w:pPr>
+      <w:r>
+        <w:rPr>
+          <w:rFonts w:ascii="Courier New" w:eastAsia="Microsoft YaHei" w:hAnsi="Courier New"/>
+          <w:color w:val="24292E"/>
+          <w:sz w:val="17"/>
+          <w:szCs w:val="17"/>
+        </w:rPr>
+        <w:t xml:space="preserve"># 输出必须包含 sm_120，否则报 no kernel image / not compatible 错误</w:t>
+      </w:r>
+    </w:p>
+    <w:p>
+      <w:pPr>
+        <w:spacing w:after="60" w:line="312"/>
+        <w:ind w:firstLine="480"/>
+        <w:jc w:val="both"/>
+      </w:pPr>
+      <w:r>
+        <w:rPr>
+          <w:rFonts w:ascii="Times New Roman" w:eastAsia="SimSun" w:hAnsi="Times New Roman"/>
+          <w:b w:val="false"/>
+          <w:bCs w:val="false"/>
+          <w:color w:val="000000"/>
+          <w:sz w:val="24"/>
+          <w:szCs w:val="24"/>
+        </w:rPr>
+        <w:t xml:space="preserve">第二个坑是注意力实现的选择。FlashAttention-2 对消费级 Blackwell 的支持明显滞后于数据中心卡，直接 pip 安装容易编译失败或运行崩溃，社区反馈包括崩溃与速度异常。</w:t>
+      </w:r>
+      <w:r>
+        <w:rPr>
+          <w:rFonts w:ascii="Times New Roman" w:eastAsia="SimSun" w:hAnsi="Times New Roman"/>
+          <w:b w:val="false"/>
+          <w:bCs w:val="false"/>
+          <w:color w:val="000000"/>
+          <w:sz w:val="24"/>
+          <w:szCs w:val="24"/>
+        </w:rPr>
+        <w:t xml:space="preserve">务实做法是加载模型时显式指定 PyTorch 原生 SDPA 注意力实现——它对 sm_120 的覆盖由 PyTorch 官方维护，稳定性远好于自行编译 flash-attn：</w:t>
+      </w:r>
+    </w:p>
+    <w:p>
+      <w:pPr>
+        <w:shd w:fill="F6F8FA" w:val="clear"/>
+        <w:spacing w:after="0" w:before="120" w:line="312"/>
+        <w:ind w:left="200" w:right="200"/>
+        <w:jc w:val="left"/>
+      </w:pPr>
+      <w:r>
+        <w:rPr>
+          <w:rFonts w:ascii="Courier New" w:eastAsia="Microsoft YaHei" w:hAnsi="Courier New"/>
+          <w:color w:val="24292E"/>
+          <w:sz w:val="17"/>
+          <w:szCs w:val="17"/>
+        </w:rPr>
+        <w:t xml:space="preserve">model = AutoModel.from_pretrained(model_name, trust_remote_code=True,</w:t>
       </w:r>
     </w:p>
     <w:p>
@@ -7697,13 +8537,13 @@
           <w:sz w:val="17"/>
           <w:szCs w:val="17"/>
         </w:rPr>
-        <w:t xml:space="preserve">                  [{'type': 'text', 'text': '&lt;PAGE&gt;&lt;image&gt;' * n + 'Multi page parsing.'}]}],</w:t>
+        <w:t xml:space="preserve">                                  torch_dtype=torch.bfloat16,</w:t>
       </w:r>
     </w:p>
     <w:p>
       <w:pPr>
         <w:shd w:fill="F6F8FA" w:val="clear"/>
-        <w:spacing w:after="0" w:before="0" w:line="312"/>
+        <w:spacing w:after="120" w:before="0" w:line="312"/>
         <w:ind w:left="200" w:right="200"/>
         <w:jc w:val="left"/>
       </w:pPr>
@@ -7714,177 +8554,634 @@
           <w:sz w:val="17"/>
           <w:szCs w:val="17"/>
         </w:rPr>
-        <w:t xml:space="preserve">    'max_tokens': 8000 * n_pages,          # 全文档总输出预算，必须为正</w:t>
-      </w:r>
-    </w:p>
-    <w:p>
-      <w:pPr>
-        <w:shd w:fill="F6F8FA" w:val="clear"/>
-        <w:spacing w:after="0" w:before="0" w:line="312"/>
-        <w:ind w:left="200" w:right="200"/>
-        <w:jc w:val="left"/>
-      </w:pPr>
-      <w:r>
-        <w:rPr>
-          <w:rFonts w:ascii="Courier New" w:eastAsia="Microsoft YaHei" w:hAnsi="Courier New"/>
-          <w:color w:val="24292E"/>
-          <w:sz w:val="17"/>
-          <w:szCs w:val="17"/>
-        </w:rPr>
-        <w:t xml:space="preserve">    'temperature': 0,</w:t>
-      </w:r>
-    </w:p>
-    <w:p>
-      <w:pPr>
-        <w:shd w:fill="F6F8FA" w:val="clear"/>
-        <w:spacing w:after="0" w:before="0" w:line="312"/>
-        <w:ind w:left="200" w:right="200"/>
-        <w:jc w:val="left"/>
-      </w:pPr>
-      <w:r>
-        <w:rPr>
-          <w:rFonts w:ascii="Courier New" w:eastAsia="Microsoft YaHei" w:hAnsi="Courier New"/>
-          <w:color w:val="24292E"/>
-          <w:sz w:val="17"/>
-          <w:szCs w:val="17"/>
-        </w:rPr>
-        <w:t xml:space="preserve">    'skip_special_tokens': False,          # 保留 PAGE 等标记，后处理依赖它们</w:t>
-      </w:r>
-    </w:p>
-    <w:p>
-      <w:pPr>
-        <w:shd w:fill="F6F8FA" w:val="clear"/>
-        <w:spacing w:after="0" w:before="0" w:line="312"/>
-        <w:ind w:left="200" w:right="200"/>
-        <w:jc w:val="left"/>
-      </w:pPr>
-      <w:r>
-        <w:rPr>
-          <w:rFonts w:ascii="Courier New" w:eastAsia="Microsoft YaHei" w:hAnsi="Courier New"/>
-          <w:color w:val="24292E"/>
-          <w:sz w:val="17"/>
-          <w:szCs w:val="17"/>
-        </w:rPr>
-        <w:t xml:space="preserve">    'images_config': {'crop_mode': True},  # True=gundam 切片；False=base 全局视图</w:t>
-      </w:r>
-    </w:p>
-    <w:p>
-      <w:pPr>
-        <w:shd w:fill="F6F8FA" w:val="clear"/>
-        <w:spacing w:after="0" w:before="0" w:line="312"/>
-        <w:ind w:left="200" w:right="200"/>
-        <w:jc w:val="left"/>
-      </w:pPr>
-      <w:r>
-        <w:rPr>
-          <w:rFonts w:ascii="Courier New" w:eastAsia="Microsoft YaHei" w:hAnsi="Courier New"/>
-          <w:color w:val="24292E"/>
-          <w:sz w:val="17"/>
-          <w:szCs w:val="17"/>
-        </w:rPr>
-        <w:t xml:space="preserve">    'custom_logit_processor': NGRAM_PROCESSOR,</w:t>
-      </w:r>
-    </w:p>
-    <w:p>
-      <w:pPr>
-        <w:shd w:fill="F6F8FA" w:val="clear"/>
-        <w:spacing w:after="0" w:before="0" w:line="312"/>
-        <w:ind w:left="200" w:right="200"/>
-        <w:jc w:val="left"/>
-      </w:pPr>
-      <w:r>
-        <w:rPr>
-          <w:rFonts w:ascii="Courier New" w:eastAsia="Microsoft YaHei" w:hAnsi="Courier New"/>
-          <w:color w:val="24292E"/>
-          <w:sz w:val="17"/>
-          <w:szCs w:val="17"/>
-        </w:rPr>
-        <w:t xml:space="preserve">    'custom_params': {'ngram_size': 35, 'window_size': 1024,</w:t>
-      </w:r>
-    </w:p>
-    <w:p>
-      <w:pPr>
-        <w:shd w:fill="F6F8FA" w:val="clear"/>
-        <w:spacing w:after="0" w:before="0" w:line="312"/>
-        <w:ind w:left="200" w:right="200"/>
-        <w:jc w:val="left"/>
-      </w:pPr>
-      <w:r>
-        <w:rPr>
-          <w:rFonts w:ascii="Courier New" w:eastAsia="Microsoft YaHei" w:hAnsi="Courier New"/>
-          <w:color w:val="24292E"/>
-          <w:sz w:val="17"/>
-          <w:szCs w:val="17"/>
-        </w:rPr>
-        <w:t xml:space="preserve">                      'page_token_id': 128827, 'eos_token_id': 1,</w:t>
-      </w:r>
-    </w:p>
-    <w:p>
-      <w:pPr>
-        <w:shd w:fill="F6F8FA" w:val="clear"/>
-        <w:spacing w:after="0" w:before="0" w:line="312"/>
-        <w:ind w:left="200" w:right="200"/>
-        <w:jc w:val="left"/>
-      </w:pPr>
-      <w:r>
-        <w:rPr>
-          <w:rFonts w:ascii="Courier New" w:eastAsia="Microsoft YaHei" w:hAnsi="Courier New"/>
-          <w:color w:val="24292E"/>
-          <w:sz w:val="17"/>
-          <w:szCs w:val="17"/>
-        </w:rPr>
-        <w:t xml:space="preserve">                      'max_page_tokens': 20000},</w:t>
-      </w:r>
-    </w:p>
-    <w:p>
-      <w:pPr>
-        <w:shd w:fill="F6F8FA" w:val="clear"/>
-        <w:spacing w:after="0" w:before="0" w:line="312"/>
-        <w:ind w:left="200" w:right="200"/>
-        <w:jc w:val="left"/>
-      </w:pPr>
-      <w:r>
-        <w:rPr>
-          <w:rFonts w:ascii="Courier New" w:eastAsia="Microsoft YaHei" w:hAnsi="Courier New"/>
-          <w:color w:val="24292E"/>
-          <w:sz w:val="17"/>
-          <w:szCs w:val="17"/>
-        </w:rPr>
-        <w:t xml:space="preserve">    'stream': True,</w:t>
-      </w:r>
-    </w:p>
-    <w:p>
-      <w:pPr>
-        <w:shd w:fill="F6F8FA" w:val="clear"/>
-        <w:spacing w:after="0" w:before="0" w:line="312"/>
-        <w:ind w:left="200" w:right="200"/>
-        <w:jc w:val="left"/>
-      </w:pPr>
-      <w:r>
-        <w:rPr>
-          <w:rFonts w:ascii="Courier New" w:eastAsia="Microsoft YaHei" w:hAnsi="Courier New"/>
-          <w:color w:val="24292E"/>
-          <w:sz w:val="17"/>
-          <w:szCs w:val="17"/>
-        </w:rPr>
-        <w:t xml:space="preserve">}</w:t>
-      </w:r>
-    </w:p>
-    <w:p>
-      <w:pPr>
-        <w:shd w:fill="F6F8FA" w:val="clear"/>
-        <w:spacing w:after="120" w:before="0" w:line="312"/>
-        <w:ind w:left="200" w:right="200"/>
-        <w:jc w:val="left"/>
-      </w:pPr>
-      <w:r>
-        <w:rPr>
-          <w:rFonts w:ascii="Courier New" w:eastAsia="Microsoft YaHei" w:hAnsi="Courier New"/>
-          <w:color w:val="24292E"/>
-          <w:sz w:val="17"/>
-          <w:szCs w:val="17"/>
-        </w:rPr>
-        <w:t xml:space="preserve"># POST http://127.0.0.1:10000/v1/chat/completions</w:t>
+        <w:t xml:space="preserve">                                  attn_implementation="sdpa").eval().cuda()</w:t>
+      </w:r>
+    </w:p>
+    <w:p>
+      <w:pPr>
+        <w:spacing w:after="60" w:line="312"/>
+        <w:ind w:firstLine="480"/>
+        <w:jc w:val="both"/>
+      </w:pPr>
+      <w:r>
+        <w:rPr>
+          <w:rFonts w:ascii="Times New Roman" w:eastAsia="SimSun" w:hAnsi="Times New Roman"/>
+          <w:b w:val="false"/>
+          <w:bCs w:val="false"/>
+          <w:color w:val="000000"/>
+          <w:sz w:val="24"/>
+          <w:szCs w:val="24"/>
+        </w:rPr>
+        <w:t xml:space="preserve">运行参数上给出三条可直接照做的建议。</w:t>
+      </w:r>
+      <w:r>
+        <w:rPr>
+          <w:rFonts w:ascii="Times New Roman" w:eastAsia="SimSun" w:hAnsi="Times New Roman"/>
+          <w:b w:val="false"/>
+          <w:bCs w:val="false"/>
+          <w:color w:val="000000"/>
+          <w:sz w:val="24"/>
+          <w:szCs w:val="24"/>
+        </w:rPr>
+        <w:t xml:space="preserve">第一，环境变量设 PYTORCH_CUDA_ALLOC_CONF=expandable_segments:True，开启可扩展分段分配以降低碎片导致的假性 OOM，小显存卡必开（与 7.3 节 SGLang 启动脚本中同一变量的作用相同）。</w:t>
+      </w:r>
+      <w:r>
+        <w:rPr>
+          <w:rFonts w:ascii="Times New Roman" w:eastAsia="SimSun" w:hAnsi="Times New Roman"/>
+          <w:b w:val="false"/>
+          <w:bCs w:val="false"/>
+          <w:color w:val="000000"/>
+          <w:sz w:val="24"/>
+          <w:szCs w:val="24"/>
+        </w:rPr>
+        <w:t xml:space="preserve">第二，保持 batch=1、页面顺序处理，速度按官方长文档实测的每页约 1.5 秒量级预估即可，学习与单文档场景完全够用。</w:t>
+      </w:r>
+      <w:r>
+        <w:rPr>
+          <w:rFonts w:ascii="Times New Roman" w:eastAsia="SimSun" w:hAnsi="Times New Roman"/>
+          <w:b w:val="false"/>
+          <w:bCs w:val="false"/>
+          <w:color w:val="000000"/>
+          <w:sz w:val="24"/>
+          <w:szCs w:val="24"/>
+        </w:rPr>
+        <w:t xml:space="preserve">第三，不必担心长文档上限——v1 的 32K 上下文约 40 页上限由滑动窗口机制决定，与显存无关，16GB 卡同样能顺序跑完整本长文档。</w:t>
+      </w:r>
+    </w:p>
+    <w:p>
+      <w:pPr>
+        <w:keepNext/>
+        <w:spacing w:after="100" w:before="200" w:line="312"/>
+        <w:jc w:val="center"/>
+      </w:pPr>
+      <w:r>
+        <w:rPr>
+          <w:rFonts w:ascii="Times New Roman" w:eastAsia="SimHei" w:hAnsi="Times New Roman"/>
+          <w:b/>
+          <w:bCs/>
+          <w:color w:val="162235"/>
+          <w:sz w:val="21"/>
+          <w:szCs w:val="21"/>
+        </w:rPr>
+        <w:t xml:space="preserve">表 6  16GB 显卡的能力边界（RTX 5080 案例）</w:t>
+      </w:r>
+    </w:p>
+    <w:tbl>
+      <w:tblPr>
+        <w:tblW w:type="pct" w:w="5000"/>
+        <w:tblBorders>
+          <w:top w:val="single" w:color="1B6B7A" w:sz="4"/>
+          <w:left w:val="none" w:color="FFFFFF" w:sz="0"/>
+          <w:bottom w:val="single" w:color="1B6B7A" w:sz="4"/>
+          <w:right w:val="none" w:color="FFFFFF" w:sz="0"/>
+          <w:insideH w:val="single" w:color="C8DDE2" w:sz="2"/>
+          <w:insideV w:val="none" w:color="FFFFFF" w:sz="0"/>
+        </w:tblBorders>
+        <w:tblLayout w:type="fixed"/>
+      </w:tblPr>
+      <w:tblGrid>
+        <w:gridCol w:w="2812"/>
+        <w:gridCol w:w="1230"/>
+        <w:gridCol w:w="4746"/>
+      </w:tblGrid>
+      <w:tr>
+        <w:trPr>
+          <w:cantSplit/>
+          <w:tblHeader/>
+        </w:trPr>
+        <w:tc>
+          <w:tcPr>
+            <w:tcW w:type="pct" w:w="1600"/>
+            <w:shd w:fill="1B6B7A" w:val="clear"/>
+            <w:tcMar>
+              <w:top w:type="dxa" w:w="60"/>
+              <w:left w:type="dxa" w:w="120"/>
+              <w:bottom w:type="dxa" w:w="60"/>
+              <w:right w:type="dxa" w:w="120"/>
+            </w:tcMar>
+          </w:tcPr>
+          <w:p>
+            <w:pPr>
+              <w:spacing w:line="312"/>
+            </w:pPr>
+            <w:r>
+              <w:rPr>
+                <w:rFonts w:ascii="Times New Roman" w:eastAsia="SimHei" w:hAnsi="Times New Roman"/>
+                <w:b/>
+                <w:bCs/>
+                <w:color w:val="FFFFFF"/>
+                <w:sz w:val="21"/>
+                <w:szCs w:val="21"/>
+              </w:rPr>
+              <w:t xml:space="preserve">场景</w:t>
+            </w:r>
+          </w:p>
+        </w:tc>
+        <w:tc>
+          <w:tcPr>
+            <w:tcW w:type="pct" w:w="700"/>
+            <w:shd w:fill="1B6B7A" w:val="clear"/>
+            <w:tcMar>
+              <w:top w:type="dxa" w:w="60"/>
+              <w:left w:type="dxa" w:w="120"/>
+              <w:bottom w:type="dxa" w:w="60"/>
+              <w:right w:type="dxa" w:w="120"/>
+            </w:tcMar>
+          </w:tcPr>
+          <w:p>
+            <w:pPr>
+              <w:spacing w:line="312"/>
+            </w:pPr>
+            <w:r>
+              <w:rPr>
+                <w:rFonts w:ascii="Times New Roman" w:eastAsia="SimHei" w:hAnsi="Times New Roman"/>
+                <w:b/>
+                <w:bCs/>
+                <w:color w:val="FFFFFF"/>
+                <w:sz w:val="21"/>
+                <w:szCs w:val="21"/>
+              </w:rPr>
+              <w:t xml:space="preserve">可行性</w:t>
+            </w:r>
+          </w:p>
+        </w:tc>
+        <w:tc>
+          <w:tcPr>
+            <w:tcW w:type="pct" w:w="2700"/>
+            <w:shd w:fill="1B6B7A" w:val="clear"/>
+            <w:tcMar>
+              <w:top w:type="dxa" w:w="60"/>
+              <w:left w:type="dxa" w:w="120"/>
+              <w:bottom w:type="dxa" w:w="60"/>
+              <w:right w:type="dxa" w:w="120"/>
+            </w:tcMar>
+          </w:tcPr>
+          <w:p>
+            <w:pPr>
+              <w:spacing w:line="312"/>
+            </w:pPr>
+            <w:r>
+              <w:rPr>
+                <w:rFonts w:ascii="Times New Roman" w:eastAsia="SimHei" w:hAnsi="Times New Roman"/>
+                <w:b/>
+                <w:bCs/>
+                <w:color w:val="FFFFFF"/>
+                <w:sz w:val="21"/>
+                <w:szCs w:val="21"/>
+              </w:rPr>
+              <w:t xml:space="preserve">原因与说明</w:t>
+            </w:r>
+          </w:p>
+        </w:tc>
+      </w:tr>
+      <w:tr>
+        <w:trPr>
+          <w:cantSplit/>
+        </w:trPr>
+        <w:tc>
+          <w:tcPr>
+            <w:tcW w:type="pct" w:w="1600"/>
+            <w:shd w:fill="FFFFFF" w:val="clear"/>
+            <w:tcMar>
+              <w:top w:type="dxa" w:w="60"/>
+              <w:left w:type="dxa" w:w="120"/>
+              <w:bottom w:type="dxa" w:w="60"/>
+              <w:right w:type="dxa" w:w="120"/>
+            </w:tcMar>
+          </w:tcPr>
+          <w:p>
+            <w:pPr>
+              <w:spacing w:line="312"/>
+            </w:pPr>
+            <w:r>
+              <w:rPr>
+                <w:rFonts w:ascii="Times New Roman" w:eastAsia="SimSun" w:hAnsi="Times New Roman"/>
+                <w:color w:val="000000"/>
+                <w:sz w:val="21"/>
+                <w:szCs w:val="21"/>
+              </w:rPr>
+              <w:t xml:space="preserve">单页解析（gundam 模式）</w:t>
+            </w:r>
+          </w:p>
+        </w:tc>
+        <w:tc>
+          <w:tcPr>
+            <w:tcW w:type="pct" w:w="700"/>
+            <w:shd w:fill="FFFFFF" w:val="clear"/>
+            <w:tcMar>
+              <w:top w:type="dxa" w:w="60"/>
+              <w:left w:type="dxa" w:w="120"/>
+              <w:bottom w:type="dxa" w:w="60"/>
+              <w:right w:type="dxa" w:w="120"/>
+            </w:tcMar>
+          </w:tcPr>
+          <w:p>
+            <w:pPr>
+              <w:spacing w:line="312"/>
+            </w:pPr>
+            <w:r>
+              <w:rPr>
+                <w:rFonts w:ascii="Times New Roman" w:eastAsia="SimSun" w:hAnsi="Times New Roman"/>
+                <w:color w:val="000000"/>
+                <w:sz w:val="21"/>
+                <w:szCs w:val="21"/>
+              </w:rPr>
+              <w:t xml:space="preserve">可行</w:t>
+            </w:r>
+          </w:p>
+        </w:tc>
+        <w:tc>
+          <w:tcPr>
+            <w:tcW w:type="pct" w:w="2700"/>
+            <w:shd w:fill="FFFFFF" w:val="clear"/>
+            <w:tcMar>
+              <w:top w:type="dxa" w:w="60"/>
+              <w:left w:type="dxa" w:w="120"/>
+              <w:bottom w:type="dxa" w:w="60"/>
+              <w:right w:type="dxa" w:w="120"/>
+            </w:tcMar>
+          </w:tcPr>
+          <w:p>
+            <w:pPr>
+              <w:spacing w:line="312"/>
+            </w:pPr>
+            <w:r>
+              <w:rPr>
+                <w:rFonts w:ascii="Times New Roman" w:eastAsia="SimSun" w:hAnsi="Times New Roman"/>
+                <w:color w:val="000000"/>
+                <w:sz w:val="21"/>
+                <w:szCs w:val="21"/>
+              </w:rPr>
+              <w:t xml:space="preserve">峰值约 10-13GB，16GB 装得下且有余量</w:t>
+            </w:r>
+          </w:p>
+        </w:tc>
+      </w:tr>
+      <w:tr>
+        <w:trPr>
+          <w:cantSplit/>
+        </w:trPr>
+        <w:tc>
+          <w:tcPr>
+            <w:tcW w:type="pct" w:w="1600"/>
+            <w:shd w:fill="EDF3F5" w:val="clear"/>
+            <w:tcMar>
+              <w:top w:type="dxa" w:w="60"/>
+              <w:left w:type="dxa" w:w="120"/>
+              <w:bottom w:type="dxa" w:w="60"/>
+              <w:right w:type="dxa" w:w="120"/>
+            </w:tcMar>
+          </w:tcPr>
+          <w:p>
+            <w:pPr>
+              <w:spacing w:line="312"/>
+            </w:pPr>
+            <w:r>
+              <w:rPr>
+                <w:rFonts w:ascii="Times New Roman" w:eastAsia="SimSun" w:hAnsi="Times New Roman"/>
+                <w:color w:val="000000"/>
+                <w:sz w:val="21"/>
+                <w:szCs w:val="21"/>
+              </w:rPr>
+              <w:t xml:space="preserve">长文档顺序解析（base 模式）</w:t>
+            </w:r>
+          </w:p>
+        </w:tc>
+        <w:tc>
+          <w:tcPr>
+            <w:tcW w:type="pct" w:w="700"/>
+            <w:shd w:fill="EDF3F5" w:val="clear"/>
+            <w:tcMar>
+              <w:top w:type="dxa" w:w="60"/>
+              <w:left w:type="dxa" w:w="120"/>
+              <w:bottom w:type="dxa" w:w="60"/>
+              <w:right w:type="dxa" w:w="120"/>
+            </w:tcMar>
+          </w:tcPr>
+          <w:p>
+            <w:pPr>
+              <w:spacing w:line="312"/>
+            </w:pPr>
+            <w:r>
+              <w:rPr>
+                <w:rFonts w:ascii="Times New Roman" w:eastAsia="SimSun" w:hAnsi="Times New Roman"/>
+                <w:color w:val="000000"/>
+                <w:sz w:val="21"/>
+                <w:szCs w:val="21"/>
+              </w:rPr>
+              <w:t xml:space="preserve">可行</w:t>
+            </w:r>
+          </w:p>
+        </w:tc>
+        <w:tc>
+          <w:tcPr>
+            <w:tcW w:type="pct" w:w="2700"/>
+            <w:shd w:fill="EDF3F5" w:val="clear"/>
+            <w:tcMar>
+              <w:top w:type="dxa" w:w="60"/>
+              <w:left w:type="dxa" w:w="120"/>
+              <w:bottom w:type="dxa" w:w="60"/>
+              <w:right w:type="dxa" w:w="120"/>
+            </w:tcMar>
+          </w:tcPr>
+          <w:p>
+            <w:pPr>
+              <w:spacing w:line="312"/>
+            </w:pPr>
+            <w:r>
+              <w:rPr>
+                <w:rFonts w:ascii="Times New Roman" w:eastAsia="SimSun" w:hAnsi="Times New Roman"/>
+                <w:color w:val="000000"/>
+                <w:sz w:val="21"/>
+                <w:szCs w:val="21"/>
+              </w:rPr>
+              <w:t xml:space="preserve">KV 不随页数累积，耗时按约 1.5 秒/页线性预估</w:t>
+            </w:r>
+          </w:p>
+        </w:tc>
+      </w:tr>
+      <w:tr>
+        <w:trPr>
+          <w:cantSplit/>
+        </w:trPr>
+        <w:tc>
+          <w:tcPr>
+            <w:tcW w:type="pct" w:w="1600"/>
+            <w:shd w:fill="FFFFFF" w:val="clear"/>
+            <w:tcMar>
+              <w:top w:type="dxa" w:w="60"/>
+              <w:left w:type="dxa" w:w="120"/>
+              <w:bottom w:type="dxa" w:w="60"/>
+              <w:right w:type="dxa" w:w="120"/>
+            </w:tcMar>
+          </w:tcPr>
+          <w:p>
+            <w:pPr>
+              <w:spacing w:line="312"/>
+            </w:pPr>
+            <w:r>
+              <w:rPr>
+                <w:rFonts w:ascii="Times New Roman" w:eastAsia="SimSun" w:hAnsi="Times New Roman"/>
+                <w:color w:val="000000"/>
+                <w:sz w:val="21"/>
+                <w:szCs w:val="21"/>
+              </w:rPr>
+              <w:t xml:space="preserve">SGLang 服务化</w:t>
+            </w:r>
+          </w:p>
+        </w:tc>
+        <w:tc>
+          <w:tcPr>
+            <w:tcW w:type="pct" w:w="700"/>
+            <w:shd w:fill="FFFFFF" w:val="clear"/>
+            <w:tcMar>
+              <w:top w:type="dxa" w:w="60"/>
+              <w:left w:type="dxa" w:w="120"/>
+              <w:bottom w:type="dxa" w:w="60"/>
+              <w:right w:type="dxa" w:w="120"/>
+            </w:tcMar>
+          </w:tcPr>
+          <w:p>
+            <w:pPr>
+              <w:spacing w:line="312"/>
+            </w:pPr>
+            <w:r>
+              <w:rPr>
+                <w:rFonts w:ascii="Times New Roman" w:eastAsia="SimSun" w:hAnsi="Times New Roman"/>
+                <w:color w:val="000000"/>
+                <w:sz w:val="21"/>
+                <w:szCs w:val="21"/>
+              </w:rPr>
+              <w:t xml:space="preserve">不建议</w:t>
+            </w:r>
+          </w:p>
+        </w:tc>
+        <w:tc>
+          <w:tcPr>
+            <w:tcW w:type="pct" w:w="2700"/>
+            <w:shd w:fill="FFFFFF" w:val="clear"/>
+            <w:tcMar>
+              <w:top w:type="dxa" w:w="60"/>
+              <w:left w:type="dxa" w:w="120"/>
+              <w:bottom w:type="dxa" w:w="60"/>
+              <w:right w:type="dxa" w:w="120"/>
+            </w:tcMar>
+          </w:tcPr>
+          <w:p>
+            <w:pPr>
+              <w:spacing w:line="312"/>
+            </w:pPr>
+            <w:r>
+              <w:rPr>
+                <w:rFonts w:ascii="Times New Roman" w:eastAsia="SimSun" w:hAnsi="Times New Roman"/>
+                <w:color w:val="000000"/>
+                <w:sz w:val="21"/>
+                <w:szCs w:val="21"/>
+              </w:rPr>
+              <w:t xml:space="preserve">官方在 A800-80GB 测试，需定制 wheel 与一组环境变量调优；16GB 极易触发 462MiB SAM 偏置 OOM 与 KV 池预分配失败</w:t>
+            </w:r>
+          </w:p>
+        </w:tc>
+      </w:tr>
+      <w:tr>
+        <w:trPr>
+          <w:cantSplit/>
+        </w:trPr>
+        <w:tc>
+          <w:tcPr>
+            <w:tcW w:type="pct" w:w="1600"/>
+            <w:shd w:fill="EDF3F5" w:val="clear"/>
+            <w:tcMar>
+              <w:top w:type="dxa" w:w="60"/>
+              <w:left w:type="dxa" w:w="120"/>
+              <w:bottom w:type="dxa" w:w="60"/>
+              <w:right w:type="dxa" w:w="120"/>
+            </w:tcMar>
+          </w:tcPr>
+          <w:p>
+            <w:pPr>
+              <w:spacing w:line="312"/>
+            </w:pPr>
+            <w:r>
+              <w:rPr>
+                <w:rFonts w:ascii="Times New Roman" w:eastAsia="SimSun" w:hAnsi="Times New Roman"/>
+                <w:color w:val="000000"/>
+                <w:sz w:val="21"/>
+                <w:szCs w:val="21"/>
+              </w:rPr>
+              <w:t xml:space="preserve">16 路级高并发 / 批量压测</w:t>
+            </w:r>
+          </w:p>
+        </w:tc>
+        <w:tc>
+          <w:tcPr>
+            <w:tcW w:type="pct" w:w="700"/>
+            <w:shd w:fill="EDF3F5" w:val="clear"/>
+            <w:tcMar>
+              <w:top w:type="dxa" w:w="60"/>
+              <w:left w:type="dxa" w:w="120"/>
+              <w:bottom w:type="dxa" w:w="60"/>
+              <w:right w:type="dxa" w:w="120"/>
+            </w:tcMar>
+          </w:tcPr>
+          <w:p>
+            <w:pPr>
+              <w:spacing w:line="312"/>
+            </w:pPr>
+            <w:r>
+              <w:rPr>
+                <w:rFonts w:ascii="Times New Roman" w:eastAsia="SimSun" w:hAnsi="Times New Roman"/>
+                <w:color w:val="000000"/>
+                <w:sz w:val="21"/>
+                <w:szCs w:val="21"/>
+              </w:rPr>
+              <w:t xml:space="preserve">不可行</w:t>
+            </w:r>
+          </w:p>
+        </w:tc>
+        <w:tc>
+          <w:tcPr>
+            <w:tcW w:type="pct" w:w="2700"/>
+            <w:shd w:fill="EDF3F5" w:val="clear"/>
+            <w:tcMar>
+              <w:top w:type="dxa" w:w="60"/>
+              <w:left w:type="dxa" w:w="120"/>
+              <w:bottom w:type="dxa" w:w="60"/>
+              <w:right w:type="dxa" w:w="120"/>
+            </w:tcMar>
+          </w:tcPr>
+          <w:p>
+            <w:pPr>
+              <w:spacing w:line="312"/>
+            </w:pPr>
+            <w:r>
+              <w:rPr>
+                <w:rFonts w:ascii="Times New Roman" w:eastAsia="SimSun" w:hAnsi="Times New Roman"/>
+                <w:color w:val="000000"/>
+                <w:sz w:val="21"/>
+                <w:szCs w:val="21"/>
+              </w:rPr>
+              <w:t xml:space="preserve">并发请求槽、CUDA Graph 与激活显存成倍增长，16GB 无法容纳</w:t>
+            </w:r>
+          </w:p>
+        </w:tc>
+      </w:tr>
+      <w:tr>
+        <w:trPr>
+          <w:cantSplit/>
+        </w:trPr>
+        <w:tc>
+          <w:tcPr>
+            <w:tcW w:type="pct" w:w="1600"/>
+            <w:shd w:fill="FFFFFF" w:val="clear"/>
+            <w:tcMar>
+              <w:top w:type="dxa" w:w="60"/>
+              <w:left w:type="dxa" w:w="120"/>
+              <w:bottom w:type="dxa" w:w="60"/>
+              <w:right w:type="dxa" w:w="120"/>
+            </w:tcMar>
+          </w:tcPr>
+          <w:p>
+            <w:pPr>
+              <w:spacing w:line="312"/>
+            </w:pPr>
+            <w:r>
+              <w:rPr>
+                <w:rFonts w:ascii="Times New Roman" w:eastAsia="SimSun" w:hAnsi="Times New Roman"/>
+                <w:color w:val="000000"/>
+                <w:sz w:val="21"/>
+                <w:szCs w:val="21"/>
+              </w:rPr>
+              <w:t xml:space="preserve">INT8 权重量化（torchao 等）</w:t>
+            </w:r>
+          </w:p>
+        </w:tc>
+        <w:tc>
+          <w:tcPr>
+            <w:tcW w:type="pct" w:w="700"/>
+            <w:shd w:fill="FFFFFF" w:val="clear"/>
+            <w:tcMar>
+              <w:top w:type="dxa" w:w="60"/>
+              <w:left w:type="dxa" w:w="120"/>
+              <w:bottom w:type="dxa" w:w="60"/>
+              <w:right w:type="dxa" w:w="120"/>
+            </w:tcMar>
+          </w:tcPr>
+          <w:p>
+            <w:pPr>
+              <w:spacing w:line="312"/>
+            </w:pPr>
+            <w:r>
+              <w:rPr>
+                <w:rFonts w:ascii="Times New Roman" w:eastAsia="SimSun" w:hAnsi="Times New Roman"/>
+                <w:color w:val="000000"/>
+                <w:sz w:val="21"/>
+                <w:szCs w:val="21"/>
+              </w:rPr>
+              <w:t xml:space="preserve">可试验</w:t>
+            </w:r>
+          </w:p>
+        </w:tc>
+        <w:tc>
+          <w:tcPr>
+            <w:tcW w:type="pct" w:w="2700"/>
+            <w:shd w:fill="FFFFFF" w:val="clear"/>
+            <w:tcMar>
+              <w:top w:type="dxa" w:w="60"/>
+              <w:left w:type="dxa" w:w="120"/>
+              <w:bottom w:type="dxa" w:w="60"/>
+              <w:right w:type="dxa" w:w="120"/>
+            </w:tcMar>
+          </w:tcPr>
+          <w:p>
+            <w:pPr>
+              <w:spacing w:line="312"/>
+            </w:pPr>
+            <w:r>
+              <w:rPr>
+                <w:rFonts w:ascii="Times New Roman" w:eastAsia="SimSun" w:hAnsi="Times New Roman"/>
+                <w:color w:val="000000"/>
+                <w:sz w:val="21"/>
+                <w:szCs w:val="21"/>
+              </w:rPr>
+              <w:t xml:space="preserve">权重可压至约 3.5GB，但 MoE 量化兼容性无官方保证，精度需按第 8 章基准自行回归</w:t>
+            </w:r>
+          </w:p>
+        </w:tc>
+      </w:tr>
+    </w:tbl>
+    <w:p>
+      <w:pPr>
+        <w:spacing w:after="120" w:line="312"/>
+      </w:pPr>
+    </w:p>
+    <w:p>
+      <w:pPr>
+        <w:spacing w:after="60" w:line="312"/>
+        <w:ind w:firstLine="480"/>
+        <w:jc w:val="both"/>
+      </w:pPr>
+      <w:r>
+        <w:rPr>
+          <w:rFonts w:ascii="Times New Roman" w:eastAsia="SimSun" w:hAnsi="Times New Roman"/>
+          <w:b w:val="false"/>
+          <w:bCs w:val="false"/>
+          <w:color w:val="000000"/>
+          <w:sz w:val="24"/>
+          <w:szCs w:val="24"/>
+        </w:rPr>
+        <w:t xml:space="preserve">最后给出 16GB 卡的定位建议：把它当作学习与单文档工作机最为合适——跑通 7.2 节路线、验证 4.3 节的结构化输出、调试后处理脚本、解析私有文档都是舒适区。</w:t>
+      </w:r>
+      <w:r>
+        <w:rPr>
+          <w:rFonts w:ascii="Times New Roman" w:eastAsia="SimSun" w:hAnsi="Times New Roman"/>
+          <w:b w:val="false"/>
+          <w:bCs w:val="false"/>
+          <w:color w:val="000000"/>
+          <w:sz w:val="24"/>
+          <w:szCs w:val="24"/>
+        </w:rPr>
+        <w:t xml:space="preserve">若目标是 9.1 节的服务化封装或高并发生产部署，建议租用 A800/H800 或升级到 24GB 以上设备，再把 SGLang 路线纳入计划。</w:t>
       </w:r>
     </w:p>
     <w:p>
@@ -7902,9 +9199,301 @@
           <w:sz w:val="30"/>
           <w:szCs w:val="30"/>
         </w:rPr>
-        <w:t xml:space="preserve">7.5  常见坑清单（部署前必读）</w:t>
+        <w:t xml:space="preserve">7.5  调用端：OpenAI 兼容 API</w:t>
       </w:r>
       <w:bookmarkEnd w:id="21"/>
+    </w:p>
+    <w:p>
+      <w:pPr>
+        <w:spacing w:after="60" w:line="312"/>
+        <w:ind w:firstLine="480"/>
+        <w:jc w:val="both"/>
+      </w:pPr>
+      <w:r>
+        <w:rPr>
+          <w:rFonts w:ascii="Times New Roman" w:eastAsia="SimSun" w:hAnsi="Times New Roman"/>
+          <w:b w:val="false"/>
+          <w:bCs w:val="false"/>
+          <w:color w:val="000000"/>
+          <w:sz w:val="24"/>
+          <w:szCs w:val="24"/>
+        </w:rPr>
+        <w:t xml:space="preserve">服务启动后暴露标准 chat/completions 接口，请求体的关键字段如下（图片以 base64 data URL 形式放入 content 数组，文本指令置于末尾）：</w:t>
+      </w:r>
+    </w:p>
+    <w:p>
+      <w:pPr>
+        <w:shd w:fill="F6F8FA" w:val="clear"/>
+        <w:spacing w:after="0" w:before="120" w:line="312"/>
+        <w:ind w:left="200" w:right="200"/>
+        <w:jc w:val="left"/>
+      </w:pPr>
+      <w:r>
+        <w:rPr>
+          <w:rFonts w:ascii="Courier New" w:eastAsia="Microsoft YaHei" w:hAnsi="Courier New"/>
+          <w:color w:val="24292E"/>
+          <w:sz w:val="17"/>
+          <w:szCs w:val="17"/>
+        </w:rPr>
+        <w:t xml:space="preserve">payload = {</w:t>
+      </w:r>
+    </w:p>
+    <w:p>
+      <w:pPr>
+        <w:shd w:fill="F6F8FA" w:val="clear"/>
+        <w:spacing w:after="0" w:before="0" w:line="312"/>
+        <w:ind w:left="200" w:right="200"/>
+        <w:jc w:val="left"/>
+      </w:pPr>
+      <w:r>
+        <w:rPr>
+          <w:rFonts w:ascii="Courier New" w:eastAsia="Microsoft YaHei" w:hAnsi="Courier New"/>
+          <w:color w:val="24292E"/>
+          <w:sz w:val="17"/>
+          <w:szCs w:val="17"/>
+        </w:rPr>
+        <w:t xml:space="preserve">    'model': 'Unlimited-OCR-2',</w:t>
+      </w:r>
+    </w:p>
+    <w:p>
+      <w:pPr>
+        <w:shd w:fill="F6F8FA" w:val="clear"/>
+        <w:spacing w:after="0" w:before="0" w:line="312"/>
+        <w:ind w:left="200" w:right="200"/>
+        <w:jc w:val="left"/>
+      </w:pPr>
+      <w:r>
+        <w:rPr>
+          <w:rFonts w:ascii="Courier New" w:eastAsia="Microsoft YaHei" w:hAnsi="Courier New"/>
+          <w:color w:val="24292E"/>
+          <w:sz w:val="17"/>
+          <w:szCs w:val="17"/>
+        </w:rPr>
+        <w:t xml:space="preserve">    'messages': [{'role': 'user', 'content': [图片content块...] +</w:t>
+      </w:r>
+    </w:p>
+    <w:p>
+      <w:pPr>
+        <w:shd w:fill="F6F8FA" w:val="clear"/>
+        <w:spacing w:after="0" w:before="0" w:line="312"/>
+        <w:ind w:left="200" w:right="200"/>
+        <w:jc w:val="left"/>
+      </w:pPr>
+      <w:r>
+        <w:rPr>
+          <w:rFonts w:ascii="Courier New" w:eastAsia="Microsoft YaHei" w:hAnsi="Courier New"/>
+          <w:color w:val="24292E"/>
+          <w:sz w:val="17"/>
+          <w:szCs w:val="17"/>
+        </w:rPr>
+        <w:t xml:space="preserve">                  [{'type': 'text', 'text': '&lt;PAGE&gt;&lt;image&gt;' * n + 'Multi page parsing.'}]}],</w:t>
+      </w:r>
+    </w:p>
+    <w:p>
+      <w:pPr>
+        <w:shd w:fill="F6F8FA" w:val="clear"/>
+        <w:spacing w:after="0" w:before="0" w:line="312"/>
+        <w:ind w:left="200" w:right="200"/>
+        <w:jc w:val="left"/>
+      </w:pPr>
+      <w:r>
+        <w:rPr>
+          <w:rFonts w:ascii="Courier New" w:eastAsia="Microsoft YaHei" w:hAnsi="Courier New"/>
+          <w:color w:val="24292E"/>
+          <w:sz w:val="17"/>
+          <w:szCs w:val="17"/>
+        </w:rPr>
+        <w:t xml:space="preserve">    'max_tokens': 8000 * n_pages,          # 全文档总输出预算，必须为正</w:t>
+      </w:r>
+    </w:p>
+    <w:p>
+      <w:pPr>
+        <w:shd w:fill="F6F8FA" w:val="clear"/>
+        <w:spacing w:after="0" w:before="0" w:line="312"/>
+        <w:ind w:left="200" w:right="200"/>
+        <w:jc w:val="left"/>
+      </w:pPr>
+      <w:r>
+        <w:rPr>
+          <w:rFonts w:ascii="Courier New" w:eastAsia="Microsoft YaHei" w:hAnsi="Courier New"/>
+          <w:color w:val="24292E"/>
+          <w:sz w:val="17"/>
+          <w:szCs w:val="17"/>
+        </w:rPr>
+        <w:t xml:space="preserve">    'temperature': 0,</w:t>
+      </w:r>
+    </w:p>
+    <w:p>
+      <w:pPr>
+        <w:shd w:fill="F6F8FA" w:val="clear"/>
+        <w:spacing w:after="0" w:before="0" w:line="312"/>
+        <w:ind w:left="200" w:right="200"/>
+        <w:jc w:val="left"/>
+      </w:pPr>
+      <w:r>
+        <w:rPr>
+          <w:rFonts w:ascii="Courier New" w:eastAsia="Microsoft YaHei" w:hAnsi="Courier New"/>
+          <w:color w:val="24292E"/>
+          <w:sz w:val="17"/>
+          <w:szCs w:val="17"/>
+        </w:rPr>
+        <w:t xml:space="preserve">    'skip_special_tokens': False,          # 保留 PAGE 等标记，后处理依赖它们</w:t>
+      </w:r>
+    </w:p>
+    <w:p>
+      <w:pPr>
+        <w:shd w:fill="F6F8FA" w:val="clear"/>
+        <w:spacing w:after="0" w:before="0" w:line="312"/>
+        <w:ind w:left="200" w:right="200"/>
+        <w:jc w:val="left"/>
+      </w:pPr>
+      <w:r>
+        <w:rPr>
+          <w:rFonts w:ascii="Courier New" w:eastAsia="Microsoft YaHei" w:hAnsi="Courier New"/>
+          <w:color w:val="24292E"/>
+          <w:sz w:val="17"/>
+          <w:szCs w:val="17"/>
+        </w:rPr>
+        <w:t xml:space="preserve">    'images_config': {'crop_mode': True},  # True=gundam 切片；False=base 全局视图</w:t>
+      </w:r>
+    </w:p>
+    <w:p>
+      <w:pPr>
+        <w:shd w:fill="F6F8FA" w:val="clear"/>
+        <w:spacing w:after="0" w:before="0" w:line="312"/>
+        <w:ind w:left="200" w:right="200"/>
+        <w:jc w:val="left"/>
+      </w:pPr>
+      <w:r>
+        <w:rPr>
+          <w:rFonts w:ascii="Courier New" w:eastAsia="Microsoft YaHei" w:hAnsi="Courier New"/>
+          <w:color w:val="24292E"/>
+          <w:sz w:val="17"/>
+          <w:szCs w:val="17"/>
+        </w:rPr>
+        <w:t xml:space="preserve">    'custom_logit_processor': NGRAM_PROCESSOR,</w:t>
+      </w:r>
+    </w:p>
+    <w:p>
+      <w:pPr>
+        <w:shd w:fill="F6F8FA" w:val="clear"/>
+        <w:spacing w:after="0" w:before="0" w:line="312"/>
+        <w:ind w:left="200" w:right="200"/>
+        <w:jc w:val="left"/>
+      </w:pPr>
+      <w:r>
+        <w:rPr>
+          <w:rFonts w:ascii="Courier New" w:eastAsia="Microsoft YaHei" w:hAnsi="Courier New"/>
+          <w:color w:val="24292E"/>
+          <w:sz w:val="17"/>
+          <w:szCs w:val="17"/>
+        </w:rPr>
+        <w:t xml:space="preserve">    'custom_params': {'ngram_size': 35, 'window_size': 1024,</w:t>
+      </w:r>
+    </w:p>
+    <w:p>
+      <w:pPr>
+        <w:shd w:fill="F6F8FA" w:val="clear"/>
+        <w:spacing w:after="0" w:before="0" w:line="312"/>
+        <w:ind w:left="200" w:right="200"/>
+        <w:jc w:val="left"/>
+      </w:pPr>
+      <w:r>
+        <w:rPr>
+          <w:rFonts w:ascii="Courier New" w:eastAsia="Microsoft YaHei" w:hAnsi="Courier New"/>
+          <w:color w:val="24292E"/>
+          <w:sz w:val="17"/>
+          <w:szCs w:val="17"/>
+        </w:rPr>
+        <w:t xml:space="preserve">                      'page_token_id': 128827, 'eos_token_id': 1,</w:t>
+      </w:r>
+    </w:p>
+    <w:p>
+      <w:pPr>
+        <w:shd w:fill="F6F8FA" w:val="clear"/>
+        <w:spacing w:after="0" w:before="0" w:line="312"/>
+        <w:ind w:left="200" w:right="200"/>
+        <w:jc w:val="left"/>
+      </w:pPr>
+      <w:r>
+        <w:rPr>
+          <w:rFonts w:ascii="Courier New" w:eastAsia="Microsoft YaHei" w:hAnsi="Courier New"/>
+          <w:color w:val="24292E"/>
+          <w:sz w:val="17"/>
+          <w:szCs w:val="17"/>
+        </w:rPr>
+        <w:t xml:space="preserve">                      'max_page_tokens': 20000},</w:t>
+      </w:r>
+    </w:p>
+    <w:p>
+      <w:pPr>
+        <w:shd w:fill="F6F8FA" w:val="clear"/>
+        <w:spacing w:after="0" w:before="0" w:line="312"/>
+        <w:ind w:left="200" w:right="200"/>
+        <w:jc w:val="left"/>
+      </w:pPr>
+      <w:r>
+        <w:rPr>
+          <w:rFonts w:ascii="Courier New" w:eastAsia="Microsoft YaHei" w:hAnsi="Courier New"/>
+          <w:color w:val="24292E"/>
+          <w:sz w:val="17"/>
+          <w:szCs w:val="17"/>
+        </w:rPr>
+        <w:t xml:space="preserve">    'stream': True,</w:t>
+      </w:r>
+    </w:p>
+    <w:p>
+      <w:pPr>
+        <w:shd w:fill="F6F8FA" w:val="clear"/>
+        <w:spacing w:after="0" w:before="0" w:line="312"/>
+        <w:ind w:left="200" w:right="200"/>
+        <w:jc w:val="left"/>
+      </w:pPr>
+      <w:r>
+        <w:rPr>
+          <w:rFonts w:ascii="Courier New" w:eastAsia="Microsoft YaHei" w:hAnsi="Courier New"/>
+          <w:color w:val="24292E"/>
+          <w:sz w:val="17"/>
+          <w:szCs w:val="17"/>
+        </w:rPr>
+        <w:t xml:space="preserve">}</w:t>
+      </w:r>
+    </w:p>
+    <w:p>
+      <w:pPr>
+        <w:shd w:fill="F6F8FA" w:val="clear"/>
+        <w:spacing w:after="120" w:before="0" w:line="312"/>
+        <w:ind w:left="200" w:right="200"/>
+        <w:jc w:val="left"/>
+      </w:pPr>
+      <w:r>
+        <w:rPr>
+          <w:rFonts w:ascii="Courier New" w:eastAsia="Microsoft YaHei" w:hAnsi="Courier New"/>
+          <w:color w:val="24292E"/>
+          <w:sz w:val="17"/>
+          <w:szCs w:val="17"/>
+        </w:rPr>
+        <w:t xml:space="preserve"># POST http://127.0.0.1:10000/v1/chat/completions</w:t>
+      </w:r>
+    </w:p>
+    <w:p>
+      <w:pPr>
+        <w:pStyle w:val="Heading2"/>
+        <w:spacing w:after="120" w:before="240" w:line="312"/>
+      </w:pPr>
+      <w:bookmarkStart w:name="_Toc22" w:id="22"/>
+      <w:r>
+        <w:rPr>
+          <w:rFonts w:ascii="Times New Roman" w:eastAsia="SimHei" w:hAnsi="Times New Roman"/>
+          <w:b/>
+          <w:bCs/>
+          <w:color w:val="162235"/>
+          <w:sz w:val="30"/>
+          <w:szCs w:val="30"/>
+        </w:rPr>
+        <w:t xml:space="preserve">7.6  常见坑清单（部署前必读）</w:t>
+      </w:r>
+      <w:bookmarkEnd w:id="22"/>
     </w:p>
     <w:p>
       <w:pPr>
@@ -8176,7 +9765,7 @@
         <w:spacing w:after="160" w:before="360" w:line="312"/>
         <w:jc w:val="center"/>
       </w:pPr>
-      <w:bookmarkStart w:name="_Toc22" w:id="22"/>
+      <w:bookmarkStart w:name="_Toc23" w:id="23"/>
       <w:r>
         <w:rPr>
           <w:rFonts w:ascii="Times New Roman" w:eastAsia="SimHei" w:hAnsi="Times New Roman"/>
@@ -8188,14 +9777,14 @@
         </w:rPr>
         <w:t xml:space="preserve">8  基准成绩与详细横向对比</w:t>
       </w:r>
-      <w:bookmarkEnd w:id="22"/>
+      <w:bookmarkEnd w:id="23"/>
     </w:p>
     <w:p>
       <w:pPr>
         <w:pStyle w:val="Heading2"/>
         <w:spacing w:after="120" w:before="240" w:line="312"/>
       </w:pPr>
-      <w:bookmarkStart w:name="_Toc23" w:id="23"/>
+      <w:bookmarkStart w:name="_Toc24" w:id="24"/>
       <w:r>
         <w:rPr>
           <w:rFonts w:ascii="Times New Roman" w:eastAsia="SimHei" w:hAnsi="Times New Roman"/>
@@ -8207,7 +9796,7 @@
         </w:rPr>
         <w:t xml:space="preserve">8.1  两大长文档基准：整体得分排名</w:t>
       </w:r>
-      <w:bookmarkEnd w:id="23"/>
+      <w:bookmarkEnd w:id="24"/>
     </w:p>
     <w:p>
       <w:pPr>
@@ -8253,7 +9842,7 @@
           <w:sz w:val="21"/>
           <w:szCs w:val="21"/>
         </w:rPr>
-        <w:t xml:space="preserve">表 5  MPDocBench（数十页级）综合得分排名</w:t>
+        <w:t xml:space="preserve">表 7  MPDocBench（数十页级）综合得分排名</w:t>
       </w:r>
     </w:p>
     <w:tbl>
@@ -9290,7 +10879,7 @@
           <w:sz w:val="21"/>
           <w:szCs w:val="21"/>
         </w:rPr>
-        <w:t xml:space="preserve">表 6  MarathonDocBench（百页级）综合得分排名</w:t>
+        <w:t xml:space="preserve">表 8  MarathonDocBench（百页级）综合得分排名</w:t>
       </w:r>
     </w:p>
     <w:tbl>
@@ -10419,7 +12008,7 @@
         <w:pStyle w:val="Heading2"/>
         <w:spacing w:after="120" w:before="240" w:line="312"/>
       </w:pPr>
-      <w:bookmarkStart w:name="_Toc24" w:id="24"/>
+      <w:bookmarkStart w:name="_Toc25" w:id="25"/>
       <w:r>
         <w:rPr>
           <w:rFonts w:ascii="Times New Roman" w:eastAsia="SimHei" w:hAnsi="Times New Roman"/>
@@ -10431,7 +12020,7 @@
         </w:rPr>
         <w:t xml:space="preserve">8.2  子项得分与能力画像</w:t>
       </w:r>
-      <w:bookmarkEnd w:id="24"/>
+      <w:bookmarkEnd w:id="25"/>
     </w:p>
     <w:p>
       <w:pPr>
@@ -10466,7 +12055,7 @@
           <w:sz w:val="21"/>
           <w:szCs w:val="21"/>
         </w:rPr>
-        <w:t xml:space="preserve">表 7  五维子项得分（MPDocBench / MarathonDocBench）</w:t>
+        <w:t xml:space="preserve">表 9  五维子项得分（MPDocBench / MarathonDocBench）</w:t>
       </w:r>
     </w:p>
     <w:tbl>
@@ -11226,7 +12815,7 @@
         <w:pStyle w:val="Heading2"/>
         <w:spacing w:after="120" w:before="240" w:line="312"/>
       </w:pPr>
-      <w:bookmarkStart w:name="_Toc25" w:id="25"/>
+      <w:bookmarkStart w:name="_Toc26" w:id="26"/>
       <w:r>
         <w:rPr>
           <w:rFonts w:ascii="Times New Roman" w:eastAsia="SimHei" w:hAnsi="Times New Roman"/>
@@ -11238,7 +12827,7 @@
         </w:rPr>
         <w:t xml:space="preserve">8.3  开源 OCR 与文档解析模型横向对比</w:t>
       </w:r>
-      <w:bookmarkEnd w:id="25"/>
+      <w:bookmarkEnd w:id="26"/>
     </w:p>
     <w:p>
       <w:pPr>
@@ -11255,7 +12844,7 @@
           <w:sz w:val="21"/>
           <w:szCs w:val="21"/>
         </w:rPr>
-        <w:t xml:space="preserve">表 8  主流开源方案横向对比</w:t>
+        <w:t xml:space="preserve">表 10  主流开源方案横向对比</w:t>
       </w:r>
     </w:p>
     <w:tbl>
@@ -12754,7 +14343,7 @@
         <w:pStyle w:val="Heading2"/>
         <w:spacing w:after="120" w:before="240" w:line="312"/>
       </w:pPr>
-      <w:bookmarkStart w:name="_Toc26" w:id="26"/>
+      <w:bookmarkStart w:name="_Toc27" w:id="27"/>
       <w:r>
         <w:rPr>
           <w:rFonts w:ascii="Times New Roman" w:eastAsia="SimHei" w:hAnsi="Times New Roman"/>
@@ -12766,7 +14355,7 @@
         </w:rPr>
         <w:t xml:space="preserve">8.4  客观性提醒：阅读榜单的正确姿势</w:t>
       </w:r>
-      <w:bookmarkEnd w:id="26"/>
+      <w:bookmarkEnd w:id="27"/>
     </w:p>
     <w:p>
       <w:pPr>
@@ -12813,7 +14402,7 @@
         <w:pStyle w:val="Heading2"/>
         <w:spacing w:after="120" w:before="240" w:line="312"/>
       </w:pPr>
-      <w:bookmarkStart w:name="_Toc27" w:id="27"/>
+      <w:bookmarkStart w:name="_Toc28" w:id="28"/>
       <w:r>
         <w:rPr>
           <w:rFonts w:ascii="Times New Roman" w:eastAsia="SimHei" w:hAnsi="Times New Roman"/>
@@ -12825,7 +14414,7 @@
         </w:rPr>
         <w:t xml:space="preserve">8.5  选型结论</w:t>
       </w:r>
-      <w:bookmarkEnd w:id="27"/>
+      <w:bookmarkEnd w:id="28"/>
     </w:p>
     <w:p>
       <w:pPr>
@@ -12965,7 +14554,7 @@
         <w:spacing w:after="160" w:before="360" w:line="312"/>
         <w:jc w:val="center"/>
       </w:pPr>
-      <w:bookmarkStart w:name="_Toc28" w:id="28"/>
+      <w:bookmarkStart w:name="_Toc29" w:id="29"/>
       <w:r>
         <w:rPr>
           <w:rFonts w:ascii="Times New Roman" w:eastAsia="SimHei" w:hAnsi="Times New Roman"/>
@@ -12977,14 +14566,14 @@
         </w:rPr>
         <w:t xml:space="preserve">9  二次开发方向详解（四大路线）</w:t>
       </w:r>
-      <w:bookmarkEnd w:id="28"/>
+      <w:bookmarkEnd w:id="29"/>
     </w:p>
     <w:p>
       <w:pPr>
         <w:pStyle w:val="Heading2"/>
         <w:spacing w:after="120" w:before="240" w:line="312"/>
       </w:pPr>
-      <w:bookmarkStart w:name="_Toc29" w:id="29"/>
+      <w:bookmarkStart w:name="_Toc30" w:id="30"/>
       <w:r>
         <w:rPr>
           <w:rFonts w:ascii="Times New Roman" w:eastAsia="SimHei" w:hAnsi="Times New Roman"/>
@@ -12996,7 +14585,7 @@
         </w:rPr>
         <w:t xml:space="preserve">9.1  路线一：服务化封装</w:t>
       </w:r>
-      <w:bookmarkEnd w:id="29"/>
+      <w:bookmarkEnd w:id="30"/>
     </w:p>
     <w:p>
       <w:pPr>
@@ -13175,7 +14764,7 @@
         <w:pStyle w:val="Heading2"/>
         <w:spacing w:after="120" w:before="240" w:line="312"/>
       </w:pPr>
-      <w:bookmarkStart w:name="_Toc30" w:id="30"/>
+      <w:bookmarkStart w:name="_Toc31" w:id="31"/>
       <w:r>
         <w:rPr>
           <w:rFonts w:ascii="Times New Roman" w:eastAsia="SimHei" w:hAnsi="Times New Roman"/>
@@ -13187,7 +14776,7 @@
         </w:rPr>
         <w:t xml:space="preserve">9.2  路线二：模型微调</w:t>
       </w:r>
-      <w:bookmarkEnd w:id="30"/>
+      <w:bookmarkEnd w:id="31"/>
     </w:p>
     <w:p>
       <w:pPr>
@@ -13355,7 +14944,7 @@
         <w:pStyle w:val="Heading2"/>
         <w:spacing w:after="120" w:before="240" w:line="312"/>
       </w:pPr>
-      <w:bookmarkStart w:name="_Toc31" w:id="31"/>
+      <w:bookmarkStart w:name="_Toc32" w:id="32"/>
       <w:r>
         <w:rPr>
           <w:rFonts w:ascii="Times New Roman" w:eastAsia="SimHei" w:hAnsi="Times New Roman"/>
@@ -13367,7 +14956,7 @@
         </w:rPr>
         <w:t xml:space="preserve">9.3  路线三：业务集成</w:t>
       </w:r>
-      <w:bookmarkEnd w:id="31"/>
+      <w:bookmarkEnd w:id="32"/>
     </w:p>
     <w:p>
       <w:pPr>
@@ -13502,7 +15091,7 @@
         <w:pStyle w:val="Heading2"/>
         <w:spacing w:after="120" w:before="240" w:line="312"/>
       </w:pPr>
-      <w:bookmarkStart w:name="_Toc32" w:id="32"/>
+      <w:bookmarkStart w:name="_Toc33" w:id="33"/>
       <w:r>
         <w:rPr>
           <w:rFonts w:ascii="Times New Roman" w:eastAsia="SimHei" w:hAnsi="Times New Roman"/>
@@ -13514,7 +15103,7 @@
         </w:rPr>
         <w:t xml:space="preserve">9.4  路线四：产品化开发</w:t>
       </w:r>
-      <w:bookmarkEnd w:id="32"/>
+      <w:bookmarkEnd w:id="33"/>
     </w:p>
     <w:p>
       <w:pPr>
@@ -13654,7 +15243,7 @@
         <w:spacing w:after="160" w:before="360" w:line="312"/>
         <w:jc w:val="center"/>
       </w:pPr>
-      <w:bookmarkStart w:name="_Toc33" w:id="33"/>
+      <w:bookmarkStart w:name="_Toc34" w:id="34"/>
       <w:r>
         <w:rPr>
           <w:rFonts w:ascii="Times New Roman" w:eastAsia="SimHei" w:hAnsi="Times New Roman"/>
@@ -13666,7 +15255,7 @@
         </w:rPr>
         <w:t xml:space="preserve">10  局限性与风险提示</w:t>
       </w:r>
-      <w:bookmarkEnd w:id="33"/>
+      <w:bookmarkEnd w:id="34"/>
     </w:p>
     <w:p>
       <w:pPr>
@@ -13812,7 +15401,7 @@
         <w:spacing w:after="160" w:before="360" w:line="312"/>
         <w:jc w:val="center"/>
       </w:pPr>
-      <w:bookmarkStart w:name="_Toc34" w:id="34"/>
+      <w:bookmarkStart w:name="_Toc35" w:id="35"/>
       <w:r>
         <w:rPr>
           <w:rFonts w:ascii="Times New Roman" w:eastAsia="SimHei" w:hAnsi="Times New Roman"/>
@@ -13824,7 +15413,7 @@
         </w:rPr>
         <w:t xml:space="preserve">11  上手路线图与学习建议</w:t>
       </w:r>
-      <w:bookmarkEnd w:id="34"/>
+      <w:bookmarkEnd w:id="35"/>
     </w:p>
     <w:p>
       <w:pPr>
@@ -13874,7 +15463,7 @@
           <w:sz w:val="24"/>
           <w:szCs w:val="24"/>
         </w:rPr>
-        <w:t xml:space="preserve">24GB 以上显卡按第 7.2 节装 Transformers 环境，下载权重（约 6.7GB），对一张论文截图跑 model.infer（gundam 模式），观察输出的 BLOCK 结构与 bbox 坐标。</w:t>
+        <w:t xml:space="preserve">24GB 以上显卡按第 7.2 节装 Transformers 环境（16GB 卡同样可行，显存预算与环境适配见第 7.4 节），下载权重（约 6.7GB），对一张论文截图跑 model.infer（gundam 模式），观察输出的 BLOCK 结构与 bbox 坐标。</w:t>
       </w:r>
     </w:p>
     <w:p>
@@ -14042,7 +15631,7 @@
           <w:sz w:val="21"/>
           <w:szCs w:val="21"/>
         </w:rPr>
-        <w:t xml:space="preserve">表 9  官方资源清单</w:t>
+        <w:t xml:space="preserve">表 11  官方资源清单</w:t>
       </w:r>
     </w:p>
     <w:tbl>
